--- a/Hálózatok (ZsP)/Feladatok/02/ASA gyakorló feladat.docx
+++ b/Hálózatok (ZsP)/Feladatok/02/ASA gyakorló feladat.docx
@@ -1,6 +1,6 @@
 
 <file path=word/document.xml><?xml version="1.0" encoding="utf-8"?>
-<w:document xmlns:wpc="http://schemas.microsoft.com/office/word/2010/wordprocessingCanvas" xmlns:cx="http://schemas.microsoft.com/office/drawing/2014/chartex" xmlns:cx1="http://schemas.microsoft.com/office/drawing/2015/9/8/chartex" xmlns:cx2="http://schemas.microsoft.com/office/drawing/2015/10/21/chartex" xmlns:cx3="http://schemas.microsoft.com/office/drawing/2016/5/9/chartex" xmlns:cx4="http://schemas.microsoft.com/office/drawing/2016/5/10/chartex" xmlns:cx5="http://schemas.microsoft.com/office/drawing/2016/5/11/chartex" xmlns:cx6="http://schemas.microsoft.com/office/drawing/2016/5/12/chartex" xmlns:cx7="http://schemas.microsoft.com/office/drawing/2016/5/13/chartex" xmlns:cx8="http://schemas.microsoft.com/office/drawing/2016/5/14/chartex" xmlns:mc="http://schemas.openxmlformats.org/markup-compatibility/2006" xmlns:aink="http://schemas.microsoft.com/office/drawing/2016/ink" xmlns:am3d="http://schemas.microsoft.com/office/drawing/2017/model3d" xmlns:o="urn:schemas-microsoft-com:office:office" xmlns:oel="http://schemas.microsoft.com/office/2019/extlst" xmlns:r="http://schemas.openxmlformats.org/officeDocument/2006/relationships" xmlns:m="http://schemas.openxmlformats.org/officeDocument/2006/math" xmlns:v="urn:schemas-microsoft-com:vml" xmlns:wp14="http://schemas.microsoft.com/office/word/2010/wordprocessingDrawing" xmlns:wp="http://schemas.openxmlformats.org/drawingml/2006/wordprocessingDrawing" xmlns:w10="urn:schemas-microsoft-com:office:word" xmlns:w="http://schemas.openxmlformats.org/wordprocessingml/2006/main" xmlns:w14="http://schemas.microsoft.com/office/word/2010/wordml" xmlns:w15="http://schemas.microsoft.com/office/word/2012/wordml" xmlns:w16cex="http://schemas.microsoft.com/office/word/2018/wordml/cex" xmlns:w16cid="http://schemas.microsoft.com/office/word/2016/wordml/cid" xmlns:w16="http://schemas.microsoft.com/office/word/2018/wordml" xmlns:w16du="http://schemas.microsoft.com/office/word/2023/wordml/word16du" xmlns:w16sdtdh="http://schemas.microsoft.com/office/word/2020/wordml/sdtdatahash" xmlns:w16sdtfl="http://schemas.microsoft.com/office/word/2024/wordml/sdtformatlock" xmlns:w16se="http://schemas.microsoft.com/office/word/2015/wordml/symex" xmlns:wpg="http://schemas.microsoft.com/office/word/2010/wordprocessingGroup" xmlns:wpi="http://schemas.microsoft.com/office/word/2010/wordprocessingInk" xmlns:wne="http://schemas.microsoft.com/office/word/2006/wordml" xmlns:wps="http://schemas.microsoft.com/office/word/2010/wordprocessingShape" mc:Ignorable="w14 w15 w16se w16cid w16 w16cex w16sdtdh w16sdtfl w16du wp14">
+<w:document xmlns:wpc="http://schemas.microsoft.com/office/word/2010/wordprocessingCanvas" xmlns:cx="http://schemas.microsoft.com/office/drawing/2014/chartex" xmlns:cx1="http://schemas.microsoft.com/office/drawing/2015/9/8/chartex" xmlns:cx2="http://schemas.microsoft.com/office/drawing/2015/10/21/chartex" xmlns:cx3="http://schemas.microsoft.com/office/drawing/2016/5/9/chartex" xmlns:cx4="http://schemas.microsoft.com/office/drawing/2016/5/10/chartex" xmlns:cx5="http://schemas.microsoft.com/office/drawing/2016/5/11/chartex" xmlns:cx6="http://schemas.microsoft.com/office/drawing/2016/5/12/chartex" xmlns:cx7="http://schemas.microsoft.com/office/drawing/2016/5/13/chartex" xmlns:cx8="http://schemas.microsoft.com/office/drawing/2016/5/14/chartex" xmlns:mc="http://schemas.openxmlformats.org/markup-compatibility/2006" xmlns:aink="http://schemas.microsoft.com/office/drawing/2016/ink" xmlns:am3d="http://schemas.microsoft.com/office/drawing/2017/model3d" xmlns:o="urn:schemas-microsoft-com:office:office" xmlns:r="http://schemas.openxmlformats.org/officeDocument/2006/relationships" xmlns:m="http://schemas.openxmlformats.org/officeDocument/2006/math" xmlns:v="urn:schemas-microsoft-com:vml" xmlns:wp14="http://schemas.microsoft.com/office/word/2010/wordprocessingDrawing" xmlns:wp="http://schemas.openxmlformats.org/drawingml/2006/wordprocessingDrawing" xmlns:w10="urn:schemas-microsoft-com:office:word" xmlns:w="http://schemas.openxmlformats.org/wordprocessingml/2006/main" xmlns:w14="http://schemas.microsoft.com/office/word/2010/wordml" xmlns:w15="http://schemas.microsoft.com/office/word/2012/wordml" xmlns:w16cex="http://schemas.microsoft.com/office/word/2018/wordml/cex" xmlns:w16cid="http://schemas.microsoft.com/office/word/2016/wordml/cid" xmlns:w16="http://schemas.microsoft.com/office/word/2018/wordml" xmlns:w16sdtdh="http://schemas.microsoft.com/office/word/2020/wordml/sdtdatahash" xmlns:w16se="http://schemas.microsoft.com/office/word/2015/wordml/symex" xmlns:wpg="http://schemas.microsoft.com/office/word/2010/wordprocessingGroup" xmlns:wpi="http://schemas.microsoft.com/office/word/2010/wordprocessingInk" xmlns:wne="http://schemas.microsoft.com/office/word/2006/wordml" xmlns:wps="http://schemas.microsoft.com/office/word/2010/wordprocessingShape" mc:Ignorable="w14 w15 w16se w16cid w16 w16cex w16sdtdh wp14">
   <w:body>
     <w:p>
       <w:pPr>
@@ -20,6 +20,9 @@
     </w:p>
     <w:p>
       <w:r>
+        <w:rPr>
+          <w:noProof/>
+        </w:rPr>
         <w:drawing>
           <wp:inline distT="0" distB="0" distL="0" distR="0" wp14:anchorId="2DA70603" wp14:editId="397947A4">
             <wp:extent cx="5326912" cy="2450309"/>
@@ -441,6 +444,527 @@
     </w:tbl>
     <w:p/>
     <w:p>
+      <w:proofErr w:type="gramStart"/>
+      <w:r>
+        <w:t>ASA(</w:t>
+      </w:r>
+      <w:proofErr w:type="spellStart"/>
+      <w:proofErr w:type="gramEnd"/>
+      <w:r>
+        <w:t>config</w:t>
+      </w:r>
+      <w:proofErr w:type="spellEnd"/>
+      <w:r>
+        <w:t xml:space="preserve">)# </w:t>
+      </w:r>
+      <w:proofErr w:type="spellStart"/>
+      <w:r>
+        <w:t>interface</w:t>
+      </w:r>
+      <w:proofErr w:type="spellEnd"/>
+      <w:r>
+        <w:t xml:space="preserve"> GigabitEthernet1/3</w:t>
+      </w:r>
+    </w:p>
+    <w:p>
+      <w:proofErr w:type="gramStart"/>
+      <w:r>
+        <w:t>ASA(</w:t>
+      </w:r>
+      <w:proofErr w:type="spellStart"/>
+      <w:proofErr w:type="gramEnd"/>
+      <w:r>
+        <w:t>config-if</w:t>
+      </w:r>
+      <w:proofErr w:type="spellEnd"/>
+      <w:r>
+        <w:t xml:space="preserve">)# </w:t>
+      </w:r>
+      <w:proofErr w:type="spellStart"/>
+      <w:r>
+        <w:t>nameif</w:t>
+      </w:r>
+      <w:proofErr w:type="spellEnd"/>
+      <w:r>
+        <w:t xml:space="preserve"> </w:t>
+      </w:r>
+      <w:proofErr w:type="spellStart"/>
+      <w:r>
+        <w:t>Work</w:t>
+      </w:r>
+      <w:proofErr w:type="spellEnd"/>
+    </w:p>
+    <w:p>
+      <w:proofErr w:type="gramStart"/>
+      <w:r>
+        <w:t>ASA(</w:t>
+      </w:r>
+      <w:proofErr w:type="spellStart"/>
+      <w:proofErr w:type="gramEnd"/>
+      <w:r>
+        <w:t>config-if</w:t>
+      </w:r>
+      <w:proofErr w:type="spellEnd"/>
+      <w:r>
+        <w:t xml:space="preserve">)# </w:t>
+      </w:r>
+      <w:proofErr w:type="spellStart"/>
+      <w:r>
+        <w:t>security-level</w:t>
+      </w:r>
+      <w:proofErr w:type="spellEnd"/>
+      <w:r>
+        <w:t xml:space="preserve"> 100</w:t>
+      </w:r>
+    </w:p>
+    <w:p>
+      <w:proofErr w:type="gramStart"/>
+      <w:r>
+        <w:t>ASA(</w:t>
+      </w:r>
+      <w:proofErr w:type="spellStart"/>
+      <w:proofErr w:type="gramEnd"/>
+      <w:r>
+        <w:t>config-if</w:t>
+      </w:r>
+      <w:proofErr w:type="spellEnd"/>
+      <w:r>
+        <w:t xml:space="preserve">)# </w:t>
+      </w:r>
+      <w:proofErr w:type="spellStart"/>
+      <w:r>
+        <w:t>ip</w:t>
+      </w:r>
+      <w:proofErr w:type="spellEnd"/>
+      <w:r>
+        <w:t xml:space="preserve"> </w:t>
+      </w:r>
+      <w:proofErr w:type="spellStart"/>
+      <w:r>
+        <w:t>address</w:t>
+      </w:r>
+      <w:proofErr w:type="spellEnd"/>
+      <w:r>
+        <w:t xml:space="preserve"> 192.168.2.254 255.255.255.0</w:t>
+      </w:r>
+    </w:p>
+    <w:p>
+      <w:proofErr w:type="gramStart"/>
+      <w:r>
+        <w:t>ASA(</w:t>
+      </w:r>
+      <w:proofErr w:type="spellStart"/>
+      <w:proofErr w:type="gramEnd"/>
+      <w:r>
+        <w:t>config-if</w:t>
+      </w:r>
+      <w:proofErr w:type="spellEnd"/>
+      <w:r>
+        <w:t xml:space="preserve">)# no </w:t>
+      </w:r>
+      <w:proofErr w:type="spellStart"/>
+      <w:r>
+        <w:t>shutdown</w:t>
+      </w:r>
+      <w:proofErr w:type="spellEnd"/>
+    </w:p>
+    <w:p/>
+    <w:p>
+      <w:proofErr w:type="gramStart"/>
+      <w:r>
+        <w:t>ASA(</w:t>
+      </w:r>
+      <w:proofErr w:type="spellStart"/>
+      <w:proofErr w:type="gramEnd"/>
+      <w:r>
+        <w:t>config</w:t>
+      </w:r>
+      <w:proofErr w:type="spellEnd"/>
+      <w:r>
+        <w:t xml:space="preserve">)# </w:t>
+      </w:r>
+      <w:proofErr w:type="spellStart"/>
+      <w:r>
+        <w:t>interface</w:t>
+      </w:r>
+      <w:proofErr w:type="spellEnd"/>
+      <w:r>
+        <w:t xml:space="preserve"> GigabitEthernet1/1</w:t>
+      </w:r>
+    </w:p>
+    <w:p>
+      <w:proofErr w:type="gramStart"/>
+      <w:r>
+        <w:t>ASA(</w:t>
+      </w:r>
+      <w:proofErr w:type="spellStart"/>
+      <w:proofErr w:type="gramEnd"/>
+      <w:r>
+        <w:t>config-if</w:t>
+      </w:r>
+      <w:proofErr w:type="spellEnd"/>
+      <w:r>
+        <w:t xml:space="preserve">)# </w:t>
+      </w:r>
+      <w:proofErr w:type="spellStart"/>
+      <w:r>
+        <w:t>nameif</w:t>
+      </w:r>
+      <w:proofErr w:type="spellEnd"/>
+      <w:r>
+        <w:t xml:space="preserve"> Home</w:t>
+      </w:r>
+    </w:p>
+    <w:p>
+      <w:proofErr w:type="gramStart"/>
+      <w:r>
+        <w:t>ASA(</w:t>
+      </w:r>
+      <w:proofErr w:type="spellStart"/>
+      <w:proofErr w:type="gramEnd"/>
+      <w:r>
+        <w:t>config-if</w:t>
+      </w:r>
+      <w:proofErr w:type="spellEnd"/>
+      <w:r>
+        <w:t xml:space="preserve">)# </w:t>
+      </w:r>
+      <w:proofErr w:type="spellStart"/>
+      <w:r>
+        <w:t>security-level</w:t>
+      </w:r>
+      <w:proofErr w:type="spellEnd"/>
+      <w:r>
+        <w:t xml:space="preserve"> 75</w:t>
+      </w:r>
+    </w:p>
+    <w:p>
+      <w:proofErr w:type="gramStart"/>
+      <w:r>
+        <w:t>ASA(</w:t>
+      </w:r>
+      <w:proofErr w:type="spellStart"/>
+      <w:proofErr w:type="gramEnd"/>
+      <w:r>
+        <w:t>config-if</w:t>
+      </w:r>
+      <w:proofErr w:type="spellEnd"/>
+      <w:r>
+        <w:t xml:space="preserve">)# </w:t>
+      </w:r>
+      <w:proofErr w:type="spellStart"/>
+      <w:r>
+        <w:t>ip</w:t>
+      </w:r>
+      <w:proofErr w:type="spellEnd"/>
+      <w:r>
+        <w:t xml:space="preserve"> </w:t>
+      </w:r>
+      <w:proofErr w:type="spellStart"/>
+      <w:r>
+        <w:t>address</w:t>
+      </w:r>
+      <w:proofErr w:type="spellEnd"/>
+      <w:r>
+        <w:t xml:space="preserve"> 192.168.1.6 255.255.255.248</w:t>
+      </w:r>
+    </w:p>
+    <w:p>
+      <w:proofErr w:type="gramStart"/>
+      <w:r>
+        <w:t>ASA(</w:t>
+      </w:r>
+      <w:proofErr w:type="spellStart"/>
+      <w:proofErr w:type="gramEnd"/>
+      <w:r>
+        <w:t>config-if</w:t>
+      </w:r>
+      <w:proofErr w:type="spellEnd"/>
+      <w:r>
+        <w:t xml:space="preserve">)# no </w:t>
+      </w:r>
+      <w:proofErr w:type="spellStart"/>
+      <w:r>
+        <w:t>shutdown</w:t>
+      </w:r>
+      <w:proofErr w:type="spellEnd"/>
+    </w:p>
+    <w:p/>
+    <w:p>
+      <w:proofErr w:type="gramStart"/>
+      <w:r>
+        <w:t>ASA(</w:t>
+      </w:r>
+      <w:proofErr w:type="spellStart"/>
+      <w:proofErr w:type="gramEnd"/>
+      <w:r>
+        <w:t>config</w:t>
+      </w:r>
+      <w:proofErr w:type="spellEnd"/>
+      <w:r>
+        <w:t xml:space="preserve">)# </w:t>
+      </w:r>
+      <w:proofErr w:type="spellStart"/>
+      <w:r>
+        <w:t>interface</w:t>
+      </w:r>
+      <w:proofErr w:type="spellEnd"/>
+      <w:r>
+        <w:t xml:space="preserve"> GigabitEthernet1/2</w:t>
+      </w:r>
+    </w:p>
+    <w:p>
+      <w:proofErr w:type="gramStart"/>
+      <w:r>
+        <w:t>ASA(</w:t>
+      </w:r>
+      <w:proofErr w:type="spellStart"/>
+      <w:proofErr w:type="gramEnd"/>
+      <w:r>
+        <w:t>config-if</w:t>
+      </w:r>
+      <w:proofErr w:type="spellEnd"/>
+      <w:r>
+        <w:t xml:space="preserve">)# </w:t>
+      </w:r>
+      <w:proofErr w:type="spellStart"/>
+      <w:r>
+        <w:t>nameif</w:t>
+      </w:r>
+      <w:proofErr w:type="spellEnd"/>
+      <w:r>
+        <w:t xml:space="preserve"> Printer</w:t>
+      </w:r>
+    </w:p>
+    <w:p>
+      <w:proofErr w:type="gramStart"/>
+      <w:r>
+        <w:t>ASA(</w:t>
+      </w:r>
+      <w:proofErr w:type="spellStart"/>
+      <w:proofErr w:type="gramEnd"/>
+      <w:r>
+        <w:t>config-if</w:t>
+      </w:r>
+      <w:proofErr w:type="spellEnd"/>
+      <w:r>
+        <w:t xml:space="preserve">)# </w:t>
+      </w:r>
+      <w:proofErr w:type="spellStart"/>
+      <w:r>
+        <w:t>security-level</w:t>
+      </w:r>
+      <w:proofErr w:type="spellEnd"/>
+      <w:r>
+        <w:t xml:space="preserve"> 50</w:t>
+      </w:r>
+    </w:p>
+    <w:p>
+      <w:proofErr w:type="gramStart"/>
+      <w:r>
+        <w:t>ASA(</w:t>
+      </w:r>
+      <w:proofErr w:type="spellStart"/>
+      <w:proofErr w:type="gramEnd"/>
+      <w:r>
+        <w:t>config-if</w:t>
+      </w:r>
+      <w:proofErr w:type="spellEnd"/>
+      <w:r>
+        <w:t xml:space="preserve">)# </w:t>
+      </w:r>
+      <w:proofErr w:type="spellStart"/>
+      <w:r>
+        <w:t>ip</w:t>
+      </w:r>
+      <w:proofErr w:type="spellEnd"/>
+      <w:r>
+        <w:t xml:space="preserve"> </w:t>
+      </w:r>
+      <w:proofErr w:type="spellStart"/>
+      <w:r>
+        <w:t>address</w:t>
+      </w:r>
+      <w:proofErr w:type="spellEnd"/>
+      <w:r>
+        <w:t xml:space="preserve"> 192.168.1.14 255.255.255.248</w:t>
+      </w:r>
+    </w:p>
+    <w:p>
+      <w:proofErr w:type="gramStart"/>
+      <w:r>
+        <w:t>ASA(</w:t>
+      </w:r>
+      <w:proofErr w:type="spellStart"/>
+      <w:proofErr w:type="gramEnd"/>
+      <w:r>
+        <w:t>config-if</w:t>
+      </w:r>
+      <w:proofErr w:type="spellEnd"/>
+      <w:r>
+        <w:t xml:space="preserve">)# no </w:t>
+      </w:r>
+      <w:proofErr w:type="spellStart"/>
+      <w:r>
+        <w:t>shutdown</w:t>
+      </w:r>
+      <w:proofErr w:type="spellEnd"/>
+    </w:p>
+    <w:p/>
+    <w:p>
+      <w:proofErr w:type="gramStart"/>
+      <w:r>
+        <w:t>ASA(</w:t>
+      </w:r>
+      <w:proofErr w:type="spellStart"/>
+      <w:proofErr w:type="gramEnd"/>
+      <w:r>
+        <w:t>config</w:t>
+      </w:r>
+      <w:proofErr w:type="spellEnd"/>
+      <w:r>
+        <w:t xml:space="preserve">)# </w:t>
+      </w:r>
+      <w:proofErr w:type="spellStart"/>
+      <w:r>
+        <w:t>interface</w:t>
+      </w:r>
+      <w:proofErr w:type="spellEnd"/>
+      <w:r>
+        <w:t xml:space="preserve"> GigabitEthernet1/8</w:t>
+      </w:r>
+    </w:p>
+    <w:p>
+      <w:proofErr w:type="gramStart"/>
+      <w:r>
+        <w:t>ASA(</w:t>
+      </w:r>
+      <w:proofErr w:type="spellStart"/>
+      <w:proofErr w:type="gramEnd"/>
+      <w:r>
+        <w:t>config-if</w:t>
+      </w:r>
+      <w:proofErr w:type="spellEnd"/>
+      <w:r>
+        <w:t xml:space="preserve">)# </w:t>
+      </w:r>
+      <w:proofErr w:type="spellStart"/>
+      <w:r>
+        <w:t>nameif</w:t>
+      </w:r>
+      <w:proofErr w:type="spellEnd"/>
+      <w:r>
+        <w:t xml:space="preserve"> WAN</w:t>
+      </w:r>
+    </w:p>
+    <w:p>
+      <w:proofErr w:type="gramStart"/>
+      <w:r>
+        <w:t>ASA(</w:t>
+      </w:r>
+      <w:proofErr w:type="spellStart"/>
+      <w:proofErr w:type="gramEnd"/>
+      <w:r>
+        <w:t>config-if</w:t>
+      </w:r>
+      <w:proofErr w:type="spellEnd"/>
+      <w:r>
+        <w:t xml:space="preserve">)# </w:t>
+      </w:r>
+      <w:proofErr w:type="spellStart"/>
+      <w:r>
+        <w:t>security-level</w:t>
+      </w:r>
+      <w:proofErr w:type="spellEnd"/>
+      <w:r>
+        <w:t xml:space="preserve"> 0</w:t>
+      </w:r>
+    </w:p>
+    <w:p>
+      <w:proofErr w:type="gramStart"/>
+      <w:r>
+        <w:t>ASA(</w:t>
+      </w:r>
+      <w:proofErr w:type="spellStart"/>
+      <w:proofErr w:type="gramEnd"/>
+      <w:r>
+        <w:t>config-if</w:t>
+      </w:r>
+      <w:proofErr w:type="spellEnd"/>
+      <w:r>
+        <w:t xml:space="preserve">)# </w:t>
+      </w:r>
+      <w:proofErr w:type="spellStart"/>
+      <w:r>
+        <w:t>ip</w:t>
+      </w:r>
+      <w:proofErr w:type="spellEnd"/>
+      <w:r>
+        <w:t xml:space="preserve"> </w:t>
+      </w:r>
+      <w:proofErr w:type="spellStart"/>
+      <w:r>
+        <w:t>address</w:t>
+      </w:r>
+      <w:proofErr w:type="spellEnd"/>
+      <w:r>
+        <w:t xml:space="preserve"> </w:t>
+      </w:r>
+      <w:proofErr w:type="spellStart"/>
+      <w:r>
+        <w:t>dhcp</w:t>
+      </w:r>
+      <w:proofErr w:type="spellEnd"/>
+      <w:r>
+        <w:t xml:space="preserve"> </w:t>
+      </w:r>
+      <w:proofErr w:type="spellStart"/>
+      <w:r>
+        <w:t>setroute</w:t>
+      </w:r>
+      <w:proofErr w:type="spellEnd"/>
+    </w:p>
+    <w:p>
+      <w:proofErr w:type="gramStart"/>
+      <w:r>
+        <w:t>ASA(</w:t>
+      </w:r>
+      <w:proofErr w:type="spellStart"/>
+      <w:proofErr w:type="gramEnd"/>
+      <w:r>
+        <w:t>config-if</w:t>
+      </w:r>
+      <w:proofErr w:type="spellEnd"/>
+      <w:r>
+        <w:t xml:space="preserve">)# no </w:t>
+      </w:r>
+      <w:proofErr w:type="spellStart"/>
+      <w:r>
+        <w:t>shutdown</w:t>
+      </w:r>
+      <w:proofErr w:type="spellEnd"/>
+    </w:p>
+    <w:p>
+      <w:proofErr w:type="gramStart"/>
+      <w:r>
+        <w:t>ASA(</w:t>
+      </w:r>
+      <w:proofErr w:type="spellStart"/>
+      <w:proofErr w:type="gramEnd"/>
+      <w:r>
+        <w:t>config-if</w:t>
+      </w:r>
+      <w:proofErr w:type="spellEnd"/>
+      <w:r>
+        <w:t xml:space="preserve">)# </w:t>
+      </w:r>
+      <w:proofErr w:type="spellStart"/>
+      <w:r>
+        <w:t>exit</w:t>
+      </w:r>
+      <w:proofErr w:type="spellEnd"/>
+    </w:p>
+    <w:p>
       <w:pPr>
         <w:pStyle w:val="Cmsor2"/>
       </w:pPr>
@@ -462,6 +986,122 @@
       </w:r>
     </w:p>
     <w:p>
+      <w:proofErr w:type="gramStart"/>
+      <w:r>
+        <w:t>ASA(</w:t>
+      </w:r>
+      <w:proofErr w:type="spellStart"/>
+      <w:proofErr w:type="gramEnd"/>
+      <w:r>
+        <w:t>config</w:t>
+      </w:r>
+      <w:proofErr w:type="spellEnd"/>
+      <w:r>
+        <w:t xml:space="preserve">)# </w:t>
+      </w:r>
+      <w:proofErr w:type="spellStart"/>
+      <w:r>
+        <w:t>dhcpd</w:t>
+      </w:r>
+      <w:proofErr w:type="spellEnd"/>
+      <w:r>
+        <w:t xml:space="preserve"> </w:t>
+      </w:r>
+      <w:proofErr w:type="spellStart"/>
+      <w:r>
+        <w:t>address</w:t>
+      </w:r>
+      <w:proofErr w:type="spellEnd"/>
+      <w:r>
+        <w:t xml:space="preserve"> 192.168.2.10-192.168.2.100 </w:t>
+      </w:r>
+      <w:proofErr w:type="spellStart"/>
+      <w:r>
+        <w:t>Work</w:t>
+      </w:r>
+      <w:proofErr w:type="spellEnd"/>
+    </w:p>
+    <w:p>
+      <w:proofErr w:type="gramStart"/>
+      <w:r>
+        <w:t>ASA(</w:t>
+      </w:r>
+      <w:proofErr w:type="spellStart"/>
+      <w:proofErr w:type="gramEnd"/>
+      <w:r>
+        <w:t>config</w:t>
+      </w:r>
+      <w:proofErr w:type="spellEnd"/>
+      <w:r>
+        <w:t xml:space="preserve">)# </w:t>
+      </w:r>
+      <w:proofErr w:type="spellStart"/>
+      <w:r>
+        <w:t>dhcpd</w:t>
+      </w:r>
+      <w:proofErr w:type="spellEnd"/>
+      <w:r>
+        <w:t xml:space="preserve"> </w:t>
+      </w:r>
+      <w:proofErr w:type="spellStart"/>
+      <w:r>
+        <w:t>dns</w:t>
+      </w:r>
+      <w:proofErr w:type="spellEnd"/>
+      <w:r>
+        <w:t xml:space="preserve"> 200.100.0.1 </w:t>
+      </w:r>
+      <w:proofErr w:type="spellStart"/>
+      <w:r>
+        <w:t>interface</w:t>
+      </w:r>
+      <w:proofErr w:type="spellEnd"/>
+      <w:r>
+        <w:t xml:space="preserve"> </w:t>
+      </w:r>
+      <w:proofErr w:type="spellStart"/>
+      <w:r>
+        <w:t>Work</w:t>
+      </w:r>
+      <w:proofErr w:type="spellEnd"/>
+    </w:p>
+    <w:p>
+      <w:proofErr w:type="gramStart"/>
+      <w:r>
+        <w:t>ASA(</w:t>
+      </w:r>
+      <w:proofErr w:type="spellStart"/>
+      <w:proofErr w:type="gramEnd"/>
+      <w:r>
+        <w:t>config</w:t>
+      </w:r>
+      <w:proofErr w:type="spellEnd"/>
+      <w:r>
+        <w:t xml:space="preserve">)# </w:t>
+      </w:r>
+      <w:proofErr w:type="spellStart"/>
+      <w:r>
+        <w:t>dhcpd</w:t>
+      </w:r>
+      <w:proofErr w:type="spellEnd"/>
+      <w:r>
+        <w:t xml:space="preserve"> </w:t>
+      </w:r>
+      <w:proofErr w:type="spellStart"/>
+      <w:r>
+        <w:t>enable</w:t>
+      </w:r>
+      <w:proofErr w:type="spellEnd"/>
+      <w:r>
+        <w:t xml:space="preserve"> </w:t>
+      </w:r>
+      <w:proofErr w:type="spellStart"/>
+      <w:r>
+        <w:t>Work</w:t>
+      </w:r>
+      <w:proofErr w:type="spellEnd"/>
+    </w:p>
+    <w:p>
       <w:pPr>
         <w:pStyle w:val="Cmsor2"/>
       </w:pPr>
@@ -475,6 +1115,16 @@
       </w:r>
     </w:p>
     <w:p>
+      <w:proofErr w:type="spellStart"/>
+      <w:r>
+        <w:t>route</w:t>
+      </w:r>
+      <w:proofErr w:type="spellEnd"/>
+      <w:r>
+        <w:t xml:space="preserve"> WAN 0.0.0.0 0.0.0.0 200.100.0.1</w:t>
+      </w:r>
+    </w:p>
+    <w:p>
       <w:pPr>
         <w:pStyle w:val="Cmsor2"/>
       </w:pPr>
@@ -496,10 +1146,258 @@
       </w:r>
     </w:p>
     <w:p>
+      <w:proofErr w:type="gramStart"/>
+      <w:r>
+        <w:t>ASA(</w:t>
+      </w:r>
+      <w:proofErr w:type="spellStart"/>
+      <w:proofErr w:type="gramEnd"/>
+      <w:r>
+        <w:t>config</w:t>
+      </w:r>
+      <w:proofErr w:type="spellEnd"/>
+      <w:r>
+        <w:t xml:space="preserve">)# </w:t>
+      </w:r>
+      <w:proofErr w:type="spellStart"/>
+      <w:r>
+        <w:t>object</w:t>
+      </w:r>
+      <w:proofErr w:type="spellEnd"/>
+      <w:r>
+        <w:t xml:space="preserve"> </w:t>
+      </w:r>
+      <w:proofErr w:type="spellStart"/>
+      <w:r>
+        <w:t>network</w:t>
+      </w:r>
+      <w:proofErr w:type="spellEnd"/>
+      <w:r>
+        <w:t xml:space="preserve"> </w:t>
+      </w:r>
+      <w:proofErr w:type="spellStart"/>
+      <w:r>
+        <w:t>obj_Work</w:t>
+      </w:r>
+      <w:proofErr w:type="spellEnd"/>
+    </w:p>
+    <w:p>
+      <w:proofErr w:type="gramStart"/>
+      <w:r>
+        <w:t>ASA(</w:t>
+      </w:r>
+      <w:proofErr w:type="spellStart"/>
+      <w:proofErr w:type="gramEnd"/>
+      <w:r>
+        <w:t>config-network-object</w:t>
+      </w:r>
+      <w:proofErr w:type="spellEnd"/>
+      <w:r>
+        <w:t xml:space="preserve">)# </w:t>
+      </w:r>
+      <w:proofErr w:type="spellStart"/>
+      <w:r>
+        <w:t>subnet</w:t>
+      </w:r>
+      <w:proofErr w:type="spellEnd"/>
+      <w:r>
+        <w:t xml:space="preserve"> 192.168.2.0 255.255.255.0</w:t>
+      </w:r>
+    </w:p>
+    <w:p>
+      <w:proofErr w:type="gramStart"/>
+      <w:r>
+        <w:t>ASA(</w:t>
+      </w:r>
+      <w:proofErr w:type="spellStart"/>
+      <w:proofErr w:type="gramEnd"/>
+      <w:r>
+        <w:t>config-network-object</w:t>
+      </w:r>
+      <w:proofErr w:type="spellEnd"/>
+      <w:r>
+        <w:t xml:space="preserve">)# </w:t>
+      </w:r>
+      <w:proofErr w:type="spellStart"/>
+      <w:r>
+        <w:t>nat</w:t>
+      </w:r>
+      <w:proofErr w:type="spellEnd"/>
+      <w:r>
+        <w:t xml:space="preserve"> (</w:t>
+      </w:r>
+      <w:proofErr w:type="spellStart"/>
+      <w:r>
+        <w:t>Work,WAN</w:t>
+      </w:r>
+      <w:proofErr w:type="spellEnd"/>
+      <w:r>
+        <w:t xml:space="preserve">) </w:t>
+      </w:r>
+      <w:proofErr w:type="spellStart"/>
+      <w:r>
+        <w:t>dynamic</w:t>
+      </w:r>
+      <w:proofErr w:type="spellEnd"/>
+      <w:r>
+        <w:t xml:space="preserve"> </w:t>
+      </w:r>
+      <w:proofErr w:type="spellStart"/>
+      <w:r>
+        <w:t>interface</w:t>
+      </w:r>
+      <w:proofErr w:type="spellEnd"/>
+    </w:p>
+    <w:p>
+      <w:proofErr w:type="gramStart"/>
+      <w:r>
+        <w:t>ASA(</w:t>
+      </w:r>
+      <w:proofErr w:type="spellStart"/>
+      <w:proofErr w:type="gramEnd"/>
+      <w:r>
+        <w:t>config-network-object</w:t>
+      </w:r>
+      <w:proofErr w:type="spellEnd"/>
+      <w:r>
+        <w:t xml:space="preserve">)# </w:t>
+      </w:r>
+      <w:proofErr w:type="spellStart"/>
+      <w:r>
+        <w:t>exit</w:t>
+      </w:r>
+      <w:proofErr w:type="spellEnd"/>
+    </w:p>
+    <w:p/>
+    <w:p>
+      <w:proofErr w:type="gramStart"/>
+      <w:r>
+        <w:t>ASA(</w:t>
+      </w:r>
+      <w:proofErr w:type="spellStart"/>
+      <w:proofErr w:type="gramEnd"/>
+      <w:r>
+        <w:t>config</w:t>
+      </w:r>
+      <w:proofErr w:type="spellEnd"/>
+      <w:r>
+        <w:t xml:space="preserve">)# </w:t>
+      </w:r>
+      <w:proofErr w:type="spellStart"/>
+      <w:r>
+        <w:t>object</w:t>
+      </w:r>
+      <w:proofErr w:type="spellEnd"/>
+      <w:r>
+        <w:t xml:space="preserve"> </w:t>
+      </w:r>
+      <w:proofErr w:type="spellStart"/>
+      <w:r>
+        <w:t>network</w:t>
+      </w:r>
+      <w:proofErr w:type="spellEnd"/>
+      <w:r>
+        <w:t xml:space="preserve"> </w:t>
+      </w:r>
+      <w:proofErr w:type="spellStart"/>
+      <w:r>
+        <w:t>obj_Home</w:t>
+      </w:r>
+      <w:proofErr w:type="spellEnd"/>
+    </w:p>
+    <w:p>
+      <w:proofErr w:type="gramStart"/>
+      <w:r>
+        <w:t>ASA(</w:t>
+      </w:r>
+      <w:proofErr w:type="spellStart"/>
+      <w:proofErr w:type="gramEnd"/>
+      <w:r>
+        <w:t>config-network-object</w:t>
+      </w:r>
+      <w:proofErr w:type="spellEnd"/>
+      <w:r>
+        <w:t xml:space="preserve">)# </w:t>
+      </w:r>
+      <w:proofErr w:type="spellStart"/>
+      <w:r>
+        <w:t>subnet</w:t>
+      </w:r>
+      <w:proofErr w:type="spellEnd"/>
+      <w:r>
+        <w:t xml:space="preserve"> 192.168.1.0 255.255.255.248</w:t>
+      </w:r>
+    </w:p>
+    <w:p>
+      <w:proofErr w:type="gramStart"/>
+      <w:r>
+        <w:t>ASA(</w:t>
+      </w:r>
+      <w:proofErr w:type="spellStart"/>
+      <w:proofErr w:type="gramEnd"/>
+      <w:r>
+        <w:t>config-network-object</w:t>
+      </w:r>
+      <w:proofErr w:type="spellEnd"/>
+      <w:r>
+        <w:t xml:space="preserve">)# </w:t>
+      </w:r>
+      <w:proofErr w:type="spellStart"/>
+      <w:r>
+        <w:t>nat</w:t>
+      </w:r>
+      <w:proofErr w:type="spellEnd"/>
+      <w:r>
+        <w:t xml:space="preserve"> (</w:t>
+      </w:r>
+      <w:proofErr w:type="spellStart"/>
+      <w:r>
+        <w:t>Home,WAN</w:t>
+      </w:r>
+      <w:proofErr w:type="spellEnd"/>
+      <w:r>
+        <w:t xml:space="preserve">) </w:t>
+      </w:r>
+      <w:proofErr w:type="spellStart"/>
+      <w:r>
+        <w:t>dynamic</w:t>
+      </w:r>
+      <w:proofErr w:type="spellEnd"/>
+      <w:r>
+        <w:t xml:space="preserve"> </w:t>
+      </w:r>
+      <w:proofErr w:type="spellStart"/>
+      <w:r>
+        <w:t>interface</w:t>
+      </w:r>
+      <w:proofErr w:type="spellEnd"/>
+    </w:p>
+    <w:p>
+      <w:proofErr w:type="gramStart"/>
+      <w:r>
+        <w:t>ASA(</w:t>
+      </w:r>
+      <w:proofErr w:type="spellStart"/>
+      <w:proofErr w:type="gramEnd"/>
+      <w:r>
+        <w:t>config-network-object</w:t>
+      </w:r>
+      <w:proofErr w:type="spellEnd"/>
+      <w:r>
+        <w:t xml:space="preserve">)# </w:t>
+      </w:r>
+      <w:proofErr w:type="spellStart"/>
+      <w:r>
+        <w:t>exit</w:t>
+      </w:r>
+      <w:proofErr w:type="spellEnd"/>
+    </w:p>
+    <w:p>
       <w:pPr>
         <w:pStyle w:val="Cmsor2"/>
       </w:pPr>
       <w:r>
+        <w:lastRenderedPageBreak/>
         <w:t>Forgalomszabályozás</w:t>
       </w:r>
     </w:p>
@@ -515,6 +1413,771 @@
       </w:r>
       <w:r>
         <w:t>, HTTP/S protokollokat fognak használni</w:t>
+      </w:r>
+      <w:r>
+        <w:t>.</w:t>
+      </w:r>
+    </w:p>
+    <w:p>
+      <w:r>
+        <w:t>! -- Kimenő forgalom szűrése --</w:t>
+      </w:r>
+    </w:p>
+    <w:p>
+      <w:proofErr w:type="gramStart"/>
+      <w:r>
+        <w:t>ASA(</w:t>
+      </w:r>
+      <w:proofErr w:type="spellStart"/>
+      <w:proofErr w:type="gramEnd"/>
+      <w:r>
+        <w:t>config</w:t>
+      </w:r>
+      <w:proofErr w:type="spellEnd"/>
+      <w:r>
+        <w:t xml:space="preserve">)# </w:t>
+      </w:r>
+      <w:proofErr w:type="spellStart"/>
+      <w:r>
+        <w:t>access-list</w:t>
+      </w:r>
+      <w:proofErr w:type="spellEnd"/>
+      <w:r>
+        <w:t xml:space="preserve"> INTERNET_TRAFFIC </w:t>
+      </w:r>
+      <w:proofErr w:type="spellStart"/>
+      <w:r>
+        <w:t>extended</w:t>
+      </w:r>
+      <w:proofErr w:type="spellEnd"/>
+      <w:r>
+        <w:t xml:space="preserve"> permit </w:t>
+      </w:r>
+      <w:proofErr w:type="spellStart"/>
+      <w:r>
+        <w:t>icmp</w:t>
+      </w:r>
+      <w:proofErr w:type="spellEnd"/>
+      <w:r>
+        <w:t xml:space="preserve"> </w:t>
+      </w:r>
+      <w:proofErr w:type="spellStart"/>
+      <w:r>
+        <w:t>any</w:t>
+      </w:r>
+      <w:proofErr w:type="spellEnd"/>
+      <w:r>
+        <w:t xml:space="preserve"> </w:t>
+      </w:r>
+      <w:proofErr w:type="spellStart"/>
+      <w:r>
+        <w:t>any</w:t>
+      </w:r>
+      <w:proofErr w:type="spellEnd"/>
+    </w:p>
+    <w:p>
+      <w:proofErr w:type="gramStart"/>
+      <w:r>
+        <w:t>ASA(</w:t>
+      </w:r>
+      <w:proofErr w:type="spellStart"/>
+      <w:proofErr w:type="gramEnd"/>
+      <w:r>
+        <w:t>config</w:t>
+      </w:r>
+      <w:proofErr w:type="spellEnd"/>
+      <w:r>
+        <w:t xml:space="preserve">)# </w:t>
+      </w:r>
+      <w:proofErr w:type="spellStart"/>
+      <w:r>
+        <w:t>access-list</w:t>
+      </w:r>
+      <w:proofErr w:type="spellEnd"/>
+      <w:r>
+        <w:t xml:space="preserve"> INTERNET_TRAFFIC </w:t>
+      </w:r>
+      <w:proofErr w:type="spellStart"/>
+      <w:r>
+        <w:t>extended</w:t>
+      </w:r>
+      <w:proofErr w:type="spellEnd"/>
+      <w:r>
+        <w:t xml:space="preserve"> permit </w:t>
+      </w:r>
+      <w:proofErr w:type="spellStart"/>
+      <w:r>
+        <w:t>udp</w:t>
+      </w:r>
+      <w:proofErr w:type="spellEnd"/>
+      <w:r>
+        <w:t xml:space="preserve"> </w:t>
+      </w:r>
+      <w:proofErr w:type="spellStart"/>
+      <w:r>
+        <w:t>any</w:t>
+      </w:r>
+      <w:proofErr w:type="spellEnd"/>
+      <w:r>
+        <w:t xml:space="preserve"> </w:t>
+      </w:r>
+      <w:proofErr w:type="spellStart"/>
+      <w:r>
+        <w:t>any</w:t>
+      </w:r>
+      <w:proofErr w:type="spellEnd"/>
+      <w:r>
+        <w:t xml:space="preserve"> </w:t>
+      </w:r>
+      <w:proofErr w:type="spellStart"/>
+      <w:r>
+        <w:t>eq</w:t>
+      </w:r>
+      <w:proofErr w:type="spellEnd"/>
+      <w:r>
+        <w:t xml:space="preserve"> </w:t>
+      </w:r>
+      <w:proofErr w:type="spellStart"/>
+      <w:r>
+        <w:t>domain</w:t>
+      </w:r>
+      <w:proofErr w:type="spellEnd"/>
+    </w:p>
+    <w:p>
+      <w:proofErr w:type="gramStart"/>
+      <w:r>
+        <w:t>ASA(</w:t>
+      </w:r>
+      <w:proofErr w:type="spellStart"/>
+      <w:proofErr w:type="gramEnd"/>
+      <w:r>
+        <w:t>config</w:t>
+      </w:r>
+      <w:proofErr w:type="spellEnd"/>
+      <w:r>
+        <w:t xml:space="preserve">)# </w:t>
+      </w:r>
+      <w:proofErr w:type="spellStart"/>
+      <w:r>
+        <w:t>access-list</w:t>
+      </w:r>
+      <w:proofErr w:type="spellEnd"/>
+      <w:r>
+        <w:t xml:space="preserve"> INTERNET_TRAFFIC </w:t>
+      </w:r>
+      <w:proofErr w:type="spellStart"/>
+      <w:r>
+        <w:t>extended</w:t>
+      </w:r>
+      <w:proofErr w:type="spellEnd"/>
+      <w:r>
+        <w:t xml:space="preserve"> permit </w:t>
+      </w:r>
+      <w:proofErr w:type="spellStart"/>
+      <w:r>
+        <w:t>tcp</w:t>
+      </w:r>
+      <w:proofErr w:type="spellEnd"/>
+      <w:r>
+        <w:t xml:space="preserve"> </w:t>
+      </w:r>
+      <w:proofErr w:type="spellStart"/>
+      <w:r>
+        <w:t>any</w:t>
+      </w:r>
+      <w:proofErr w:type="spellEnd"/>
+      <w:r>
+        <w:t xml:space="preserve"> </w:t>
+      </w:r>
+      <w:proofErr w:type="spellStart"/>
+      <w:r>
+        <w:t>any</w:t>
+      </w:r>
+      <w:proofErr w:type="spellEnd"/>
+      <w:r>
+        <w:t xml:space="preserve"> </w:t>
+      </w:r>
+      <w:proofErr w:type="spellStart"/>
+      <w:r>
+        <w:t>eq</w:t>
+      </w:r>
+      <w:proofErr w:type="spellEnd"/>
+      <w:r>
+        <w:t xml:space="preserve"> </w:t>
+      </w:r>
+      <w:proofErr w:type="spellStart"/>
+      <w:r>
+        <w:t>www</w:t>
+      </w:r>
+      <w:proofErr w:type="spellEnd"/>
+    </w:p>
+    <w:p>
+      <w:proofErr w:type="gramStart"/>
+      <w:r>
+        <w:t>ASA(</w:t>
+      </w:r>
+      <w:proofErr w:type="spellStart"/>
+      <w:proofErr w:type="gramEnd"/>
+      <w:r>
+        <w:t>config</w:t>
+      </w:r>
+      <w:proofErr w:type="spellEnd"/>
+      <w:r>
+        <w:t xml:space="preserve">)# </w:t>
+      </w:r>
+      <w:proofErr w:type="spellStart"/>
+      <w:r>
+        <w:t>access-list</w:t>
+      </w:r>
+      <w:proofErr w:type="spellEnd"/>
+      <w:r>
+        <w:t xml:space="preserve"> INTERNET_TRAFFIC </w:t>
+      </w:r>
+      <w:proofErr w:type="spellStart"/>
+      <w:r>
+        <w:t>extended</w:t>
+      </w:r>
+      <w:proofErr w:type="spellEnd"/>
+      <w:r>
+        <w:t xml:space="preserve"> permit </w:t>
+      </w:r>
+      <w:proofErr w:type="spellStart"/>
+      <w:r>
+        <w:t>tcp</w:t>
+      </w:r>
+      <w:proofErr w:type="spellEnd"/>
+      <w:r>
+        <w:t xml:space="preserve"> </w:t>
+      </w:r>
+      <w:proofErr w:type="spellStart"/>
+      <w:r>
+        <w:t>any</w:t>
+      </w:r>
+      <w:proofErr w:type="spellEnd"/>
+      <w:r>
+        <w:t xml:space="preserve"> </w:t>
+      </w:r>
+      <w:proofErr w:type="spellStart"/>
+      <w:r>
+        <w:t>any</w:t>
+      </w:r>
+      <w:proofErr w:type="spellEnd"/>
+      <w:r>
+        <w:t xml:space="preserve"> </w:t>
+      </w:r>
+      <w:proofErr w:type="spellStart"/>
+      <w:r>
+        <w:t>eq</w:t>
+      </w:r>
+      <w:proofErr w:type="spellEnd"/>
+      <w:r>
+        <w:t xml:space="preserve"> 443</w:t>
+      </w:r>
+    </w:p>
+    <w:p>
+      <w:proofErr w:type="gramStart"/>
+      <w:r>
+        <w:t>ASA(</w:t>
+      </w:r>
+      <w:proofErr w:type="spellStart"/>
+      <w:proofErr w:type="gramEnd"/>
+      <w:r>
+        <w:t>config</w:t>
+      </w:r>
+      <w:proofErr w:type="spellEnd"/>
+      <w:r>
+        <w:t xml:space="preserve">)# </w:t>
+      </w:r>
+      <w:proofErr w:type="spellStart"/>
+      <w:r>
+        <w:t>access-group</w:t>
+      </w:r>
+      <w:proofErr w:type="spellEnd"/>
+      <w:r>
+        <w:t xml:space="preserve"> INTERNET_TRAFFIC out </w:t>
+      </w:r>
+      <w:proofErr w:type="spellStart"/>
+      <w:r>
+        <w:t>interface</w:t>
+      </w:r>
+      <w:proofErr w:type="spellEnd"/>
+      <w:r>
+        <w:t xml:space="preserve"> WAN</w:t>
+      </w:r>
+    </w:p>
+    <w:p/>
+    <w:p>
+      <w:r>
+        <w:t>! -- Állapotvizsgálat (</w:t>
+      </w:r>
+      <w:proofErr w:type="spellStart"/>
+      <w:r>
+        <w:t>Stateful</w:t>
+      </w:r>
+      <w:proofErr w:type="spellEnd"/>
+      <w:r>
+        <w:t xml:space="preserve"> </w:t>
+      </w:r>
+      <w:proofErr w:type="spellStart"/>
+      <w:r>
+        <w:t>Inspection</w:t>
+      </w:r>
+      <w:proofErr w:type="spellEnd"/>
+      <w:r>
+        <w:t>) bekapcsolása --</w:t>
+      </w:r>
+    </w:p>
+    <w:p>
+      <w:proofErr w:type="gramStart"/>
+      <w:r>
+        <w:t>ASA(</w:t>
+      </w:r>
+      <w:proofErr w:type="spellStart"/>
+      <w:proofErr w:type="gramEnd"/>
+      <w:r>
+        <w:t>config</w:t>
+      </w:r>
+      <w:proofErr w:type="spellEnd"/>
+      <w:r>
+        <w:t xml:space="preserve">)# policy-map </w:t>
+      </w:r>
+      <w:proofErr w:type="spellStart"/>
+      <w:r>
+        <w:t>global_policy</w:t>
+      </w:r>
+      <w:proofErr w:type="spellEnd"/>
+    </w:p>
+    <w:p>
+      <w:proofErr w:type="gramStart"/>
+      <w:r>
+        <w:t>ASA(</w:t>
+      </w:r>
+      <w:proofErr w:type="spellStart"/>
+      <w:proofErr w:type="gramEnd"/>
+      <w:r>
+        <w:t>config-pmap</w:t>
+      </w:r>
+      <w:proofErr w:type="spellEnd"/>
+      <w:r>
+        <w:t xml:space="preserve">)# </w:t>
+      </w:r>
+      <w:proofErr w:type="spellStart"/>
+      <w:r>
+        <w:t>class</w:t>
+      </w:r>
+      <w:proofErr w:type="spellEnd"/>
+      <w:r>
+        <w:t xml:space="preserve"> </w:t>
+      </w:r>
+      <w:proofErr w:type="spellStart"/>
+      <w:r>
+        <w:t>inspection_default</w:t>
+      </w:r>
+      <w:proofErr w:type="spellEnd"/>
+    </w:p>
+    <w:p>
+      <w:proofErr w:type="gramStart"/>
+      <w:r>
+        <w:t>ASA(</w:t>
+      </w:r>
+      <w:proofErr w:type="spellStart"/>
+      <w:proofErr w:type="gramEnd"/>
+      <w:r>
+        <w:t>config</w:t>
+      </w:r>
+      <w:proofErr w:type="spellEnd"/>
+      <w:r>
+        <w:t>-</w:t>
+      </w:r>
+      <w:proofErr w:type="spellStart"/>
+      <w:r>
+        <w:t>pmap</w:t>
+      </w:r>
+      <w:proofErr w:type="spellEnd"/>
+      <w:r>
+        <w:t xml:space="preserve">-c)# </w:t>
+      </w:r>
+      <w:proofErr w:type="spellStart"/>
+      <w:r>
+        <w:t>inspect</w:t>
+      </w:r>
+      <w:proofErr w:type="spellEnd"/>
+      <w:r>
+        <w:t xml:space="preserve"> </w:t>
+      </w:r>
+      <w:proofErr w:type="spellStart"/>
+      <w:r>
+        <w:t>icmp</w:t>
+      </w:r>
+      <w:proofErr w:type="spellEnd"/>
+    </w:p>
+    <w:p>
+      <w:proofErr w:type="gramStart"/>
+      <w:r>
+        <w:t>ASA(</w:t>
+      </w:r>
+      <w:proofErr w:type="spellStart"/>
+      <w:proofErr w:type="gramEnd"/>
+      <w:r>
+        <w:t>config</w:t>
+      </w:r>
+      <w:proofErr w:type="spellEnd"/>
+      <w:r>
+        <w:t>-</w:t>
+      </w:r>
+      <w:proofErr w:type="spellStart"/>
+      <w:r>
+        <w:t>pmap</w:t>
+      </w:r>
+      <w:proofErr w:type="spellEnd"/>
+      <w:r>
+        <w:t xml:space="preserve">-c)# </w:t>
+      </w:r>
+      <w:proofErr w:type="spellStart"/>
+      <w:r>
+        <w:t>exit</w:t>
+      </w:r>
+      <w:proofErr w:type="spellEnd"/>
+    </w:p>
+    <w:p>
+      <w:proofErr w:type="gramStart"/>
+      <w:r>
+        <w:t>ASA(</w:t>
+      </w:r>
+      <w:proofErr w:type="spellStart"/>
+      <w:proofErr w:type="gramEnd"/>
+      <w:r>
+        <w:t>config-pmap</w:t>
+      </w:r>
+      <w:proofErr w:type="spellEnd"/>
+      <w:r>
+        <w:t xml:space="preserve">)# </w:t>
+      </w:r>
+      <w:proofErr w:type="spellStart"/>
+      <w:r>
+        <w:t>exit</w:t>
+      </w:r>
+      <w:proofErr w:type="spellEnd"/>
+    </w:p>
+    <w:p>
+      <w:proofErr w:type="gramStart"/>
+      <w:r>
+        <w:t>ASA(</w:t>
+      </w:r>
+      <w:proofErr w:type="spellStart"/>
+      <w:proofErr w:type="gramEnd"/>
+      <w:r>
+        <w:t>config</w:t>
+      </w:r>
+      <w:proofErr w:type="spellEnd"/>
+      <w:r>
+        <w:t xml:space="preserve">)# service-policy </w:t>
+      </w:r>
+      <w:proofErr w:type="spellStart"/>
+      <w:r>
+        <w:t>global_policy</w:t>
+      </w:r>
+      <w:proofErr w:type="spellEnd"/>
+      <w:r>
+        <w:t xml:space="preserve"> </w:t>
+      </w:r>
+      <w:proofErr w:type="spellStart"/>
+      <w:r>
+        <w:t>global</w:t>
+      </w:r>
+      <w:proofErr w:type="spellEnd"/>
+    </w:p>
+    <w:p/>
+    <w:p>
+      <w:r>
+        <w:t>! -- Bejövő válaszok engedélyezése a WAN-</w:t>
+      </w:r>
+      <w:proofErr w:type="spellStart"/>
+      <w:r>
+        <w:t>ról</w:t>
+      </w:r>
+      <w:proofErr w:type="spellEnd"/>
+      <w:r>
+        <w:t xml:space="preserve"> --</w:t>
+      </w:r>
+    </w:p>
+    <w:p>
+      <w:proofErr w:type="gramStart"/>
+      <w:r>
+        <w:t>ASA(</w:t>
+      </w:r>
+      <w:proofErr w:type="spellStart"/>
+      <w:proofErr w:type="gramEnd"/>
+      <w:r>
+        <w:t>config</w:t>
+      </w:r>
+      <w:proofErr w:type="spellEnd"/>
+      <w:r>
+        <w:t xml:space="preserve">)# </w:t>
+      </w:r>
+      <w:proofErr w:type="spellStart"/>
+      <w:r>
+        <w:t>access-list</w:t>
+      </w:r>
+      <w:proofErr w:type="spellEnd"/>
+      <w:r>
+        <w:t xml:space="preserve"> WAN_IN </w:t>
+      </w:r>
+      <w:proofErr w:type="spellStart"/>
+      <w:r>
+        <w:t>extended</w:t>
+      </w:r>
+      <w:proofErr w:type="spellEnd"/>
+      <w:r>
+        <w:t xml:space="preserve"> permit </w:t>
+      </w:r>
+      <w:proofErr w:type="spellStart"/>
+      <w:r>
+        <w:t>icmp</w:t>
+      </w:r>
+      <w:proofErr w:type="spellEnd"/>
+      <w:r>
+        <w:t xml:space="preserve"> </w:t>
+      </w:r>
+      <w:proofErr w:type="spellStart"/>
+      <w:r>
+        <w:t>any</w:t>
+      </w:r>
+      <w:proofErr w:type="spellEnd"/>
+      <w:r>
+        <w:t xml:space="preserve"> </w:t>
+      </w:r>
+      <w:proofErr w:type="spellStart"/>
+      <w:r>
+        <w:t>any</w:t>
+      </w:r>
+      <w:proofErr w:type="spellEnd"/>
+    </w:p>
+    <w:p>
+      <w:proofErr w:type="gramStart"/>
+      <w:r>
+        <w:t>ASA(</w:t>
+      </w:r>
+      <w:proofErr w:type="spellStart"/>
+      <w:proofErr w:type="gramEnd"/>
+      <w:r>
+        <w:t>config</w:t>
+      </w:r>
+      <w:proofErr w:type="spellEnd"/>
+      <w:r>
+        <w:t xml:space="preserve">)# </w:t>
+      </w:r>
+      <w:proofErr w:type="spellStart"/>
+      <w:r>
+        <w:t>access-list</w:t>
+      </w:r>
+      <w:proofErr w:type="spellEnd"/>
+      <w:r>
+        <w:t xml:space="preserve"> WAN_IN </w:t>
+      </w:r>
+      <w:proofErr w:type="spellStart"/>
+      <w:r>
+        <w:t>extended</w:t>
+      </w:r>
+      <w:proofErr w:type="spellEnd"/>
+      <w:r>
+        <w:t xml:space="preserve"> permit </w:t>
+      </w:r>
+      <w:proofErr w:type="spellStart"/>
+      <w:r>
+        <w:t>tcp</w:t>
+      </w:r>
+      <w:proofErr w:type="spellEnd"/>
+      <w:r>
+        <w:t xml:space="preserve"> </w:t>
+      </w:r>
+      <w:proofErr w:type="spellStart"/>
+      <w:r>
+        <w:t>any</w:t>
+      </w:r>
+      <w:proofErr w:type="spellEnd"/>
+      <w:r>
+        <w:t xml:space="preserve"> </w:t>
+      </w:r>
+      <w:proofErr w:type="spellStart"/>
+      <w:r>
+        <w:t>eq</w:t>
+      </w:r>
+      <w:proofErr w:type="spellEnd"/>
+      <w:r>
+        <w:t xml:space="preserve"> </w:t>
+      </w:r>
+      <w:proofErr w:type="spellStart"/>
+      <w:r>
+        <w:t>www</w:t>
+      </w:r>
+      <w:proofErr w:type="spellEnd"/>
+      <w:r>
+        <w:t xml:space="preserve"> </w:t>
+      </w:r>
+      <w:proofErr w:type="spellStart"/>
+      <w:r>
+        <w:t>any</w:t>
+      </w:r>
+      <w:proofErr w:type="spellEnd"/>
+    </w:p>
+    <w:p>
+      <w:proofErr w:type="gramStart"/>
+      <w:r>
+        <w:t>ASA(</w:t>
+      </w:r>
+      <w:proofErr w:type="spellStart"/>
+      <w:proofErr w:type="gramEnd"/>
+      <w:r>
+        <w:t>config</w:t>
+      </w:r>
+      <w:proofErr w:type="spellEnd"/>
+      <w:r>
+        <w:t xml:space="preserve">)# </w:t>
+      </w:r>
+      <w:proofErr w:type="spellStart"/>
+      <w:r>
+        <w:t>access-list</w:t>
+      </w:r>
+      <w:proofErr w:type="spellEnd"/>
+      <w:r>
+        <w:t xml:space="preserve"> WAN_IN </w:t>
+      </w:r>
+      <w:proofErr w:type="spellStart"/>
+      <w:r>
+        <w:t>extended</w:t>
+      </w:r>
+      <w:proofErr w:type="spellEnd"/>
+      <w:r>
+        <w:t xml:space="preserve"> permit </w:t>
+      </w:r>
+      <w:proofErr w:type="spellStart"/>
+      <w:r>
+        <w:t>tcp</w:t>
+      </w:r>
+      <w:proofErr w:type="spellEnd"/>
+      <w:r>
+        <w:t xml:space="preserve"> </w:t>
+      </w:r>
+      <w:proofErr w:type="spellStart"/>
+      <w:r>
+        <w:t>any</w:t>
+      </w:r>
+      <w:proofErr w:type="spellEnd"/>
+      <w:r>
+        <w:t xml:space="preserve"> </w:t>
+      </w:r>
+      <w:proofErr w:type="spellStart"/>
+      <w:r>
+        <w:t>eq</w:t>
+      </w:r>
+      <w:proofErr w:type="spellEnd"/>
+      <w:r>
+        <w:t xml:space="preserve"> 443 </w:t>
+      </w:r>
+      <w:proofErr w:type="spellStart"/>
+      <w:r>
+        <w:t>any</w:t>
+      </w:r>
+      <w:proofErr w:type="spellEnd"/>
+    </w:p>
+    <w:p>
+      <w:proofErr w:type="gramStart"/>
+      <w:r>
+        <w:t>ASA(</w:t>
+      </w:r>
+      <w:proofErr w:type="spellStart"/>
+      <w:proofErr w:type="gramEnd"/>
+      <w:r>
+        <w:t>config</w:t>
+      </w:r>
+      <w:proofErr w:type="spellEnd"/>
+      <w:r>
+        <w:t xml:space="preserve">)# </w:t>
+      </w:r>
+      <w:proofErr w:type="spellStart"/>
+      <w:r>
+        <w:t>access-list</w:t>
+      </w:r>
+      <w:proofErr w:type="spellEnd"/>
+      <w:r>
+        <w:t xml:space="preserve"> WAN_IN </w:t>
+      </w:r>
+      <w:proofErr w:type="spellStart"/>
+      <w:r>
+        <w:t>extended</w:t>
+      </w:r>
+      <w:proofErr w:type="spellEnd"/>
+      <w:r>
+        <w:t xml:space="preserve"> permit </w:t>
+      </w:r>
+      <w:proofErr w:type="spellStart"/>
+      <w:r>
+        <w:t>udp</w:t>
+      </w:r>
+      <w:proofErr w:type="spellEnd"/>
+      <w:r>
+        <w:t xml:space="preserve"> </w:t>
+      </w:r>
+      <w:proofErr w:type="spellStart"/>
+      <w:r>
+        <w:t>any</w:t>
+      </w:r>
+      <w:proofErr w:type="spellEnd"/>
+      <w:r>
+        <w:t xml:space="preserve"> </w:t>
+      </w:r>
+      <w:proofErr w:type="spellStart"/>
+      <w:r>
+        <w:t>eq</w:t>
+      </w:r>
+      <w:proofErr w:type="spellEnd"/>
+      <w:r>
+        <w:t xml:space="preserve"> </w:t>
+      </w:r>
+      <w:proofErr w:type="spellStart"/>
+      <w:r>
+        <w:t>domain</w:t>
+      </w:r>
+      <w:proofErr w:type="spellEnd"/>
+      <w:r>
+        <w:t xml:space="preserve"> </w:t>
+      </w:r>
+      <w:proofErr w:type="spellStart"/>
+      <w:r>
+        <w:t>any</w:t>
+      </w:r>
+      <w:proofErr w:type="spellEnd"/>
+    </w:p>
+    <w:p>
+      <w:proofErr w:type="gramStart"/>
+      <w:r>
+        <w:t>ASA(</w:t>
+      </w:r>
+      <w:proofErr w:type="spellStart"/>
+      <w:proofErr w:type="gramEnd"/>
+      <w:r>
+        <w:t>config</w:t>
+      </w:r>
+      <w:proofErr w:type="spellEnd"/>
+      <w:r>
+        <w:t xml:space="preserve">)# </w:t>
+      </w:r>
+      <w:proofErr w:type="spellStart"/>
+      <w:r>
+        <w:t>access-group</w:t>
+      </w:r>
+      <w:proofErr w:type="spellEnd"/>
+      <w:r>
+        <w:t xml:space="preserve"> WAN_IN in </w:t>
+      </w:r>
+      <w:proofErr w:type="spellStart"/>
+      <w:r>
+        <w:t>interface</w:t>
+      </w:r>
+      <w:proofErr w:type="spellEnd"/>
+      <w:r>
+        <w:t xml:space="preserve"> WAN</w:t>
       </w:r>
     </w:p>
     <w:sectPr>
@@ -528,7 +2191,7 @@
 </file>
 
 <file path=word/numbering.xml><?xml version="1.0" encoding="utf-8"?>
-<w:numbering xmlns:wpc="http://schemas.microsoft.com/office/word/2010/wordprocessingCanvas" xmlns:cx="http://schemas.microsoft.com/office/drawing/2014/chartex" xmlns:cx1="http://schemas.microsoft.com/office/drawing/2015/9/8/chartex" xmlns:cx2="http://schemas.microsoft.com/office/drawing/2015/10/21/chartex" xmlns:cx3="http://schemas.microsoft.com/office/drawing/2016/5/9/chartex" xmlns:cx4="http://schemas.microsoft.com/office/drawing/2016/5/10/chartex" xmlns:cx5="http://schemas.microsoft.com/office/drawing/2016/5/11/chartex" xmlns:cx6="http://schemas.microsoft.com/office/drawing/2016/5/12/chartex" xmlns:cx7="http://schemas.microsoft.com/office/drawing/2016/5/13/chartex" xmlns:cx8="http://schemas.microsoft.com/office/drawing/2016/5/14/chartex" xmlns:mc="http://schemas.openxmlformats.org/markup-compatibility/2006" xmlns:aink="http://schemas.microsoft.com/office/drawing/2016/ink" xmlns:am3d="http://schemas.microsoft.com/office/drawing/2017/model3d" xmlns:o="urn:schemas-microsoft-com:office:office" xmlns:oel="http://schemas.microsoft.com/office/2019/extlst" xmlns:r="http://schemas.openxmlformats.org/officeDocument/2006/relationships" xmlns:m="http://schemas.openxmlformats.org/officeDocument/2006/math" xmlns:v="urn:schemas-microsoft-com:vml" xmlns:wp14="http://schemas.microsoft.com/office/word/2010/wordprocessingDrawing" xmlns:wp="http://schemas.openxmlformats.org/drawingml/2006/wordprocessingDrawing" xmlns:w10="urn:schemas-microsoft-com:office:word" xmlns:w="http://schemas.openxmlformats.org/wordprocessingml/2006/main" xmlns:w14="http://schemas.microsoft.com/office/word/2010/wordml" xmlns:w15="http://schemas.microsoft.com/office/word/2012/wordml" xmlns:w16cex="http://schemas.microsoft.com/office/word/2018/wordml/cex" xmlns:w16cid="http://schemas.microsoft.com/office/word/2016/wordml/cid" xmlns:w16="http://schemas.microsoft.com/office/word/2018/wordml" xmlns:w16du="http://schemas.microsoft.com/office/word/2023/wordml/word16du" xmlns:w16sdtdh="http://schemas.microsoft.com/office/word/2020/wordml/sdtdatahash" xmlns:w16sdtfl="http://schemas.microsoft.com/office/word/2024/wordml/sdtformatlock" xmlns:w16se="http://schemas.microsoft.com/office/word/2015/wordml/symex" xmlns:wpg="http://schemas.microsoft.com/office/word/2010/wordprocessingGroup" xmlns:wpi="http://schemas.microsoft.com/office/word/2010/wordprocessingInk" xmlns:wne="http://schemas.microsoft.com/office/word/2006/wordml" xmlns:wps="http://schemas.microsoft.com/office/word/2010/wordprocessingShape" mc:Ignorable="w14 w15 w16se w16cid w16 w16cex w16sdtdh w16sdtfl w16du wp14">
+<w:numbering xmlns:wpc="http://schemas.microsoft.com/office/word/2010/wordprocessingCanvas" xmlns:cx="http://schemas.microsoft.com/office/drawing/2014/chartex" xmlns:cx1="http://schemas.microsoft.com/office/drawing/2015/9/8/chartex" xmlns:cx2="http://schemas.microsoft.com/office/drawing/2015/10/21/chartex" xmlns:cx3="http://schemas.microsoft.com/office/drawing/2016/5/9/chartex" xmlns:cx4="http://schemas.microsoft.com/office/drawing/2016/5/10/chartex" xmlns:cx5="http://schemas.microsoft.com/office/drawing/2016/5/11/chartex" xmlns:cx6="http://schemas.microsoft.com/office/drawing/2016/5/12/chartex" xmlns:cx7="http://schemas.microsoft.com/office/drawing/2016/5/13/chartex" xmlns:cx8="http://schemas.microsoft.com/office/drawing/2016/5/14/chartex" xmlns:mc="http://schemas.openxmlformats.org/markup-compatibility/2006" xmlns:aink="http://schemas.microsoft.com/office/drawing/2016/ink" xmlns:am3d="http://schemas.microsoft.com/office/drawing/2017/model3d" xmlns:o="urn:schemas-microsoft-com:office:office" xmlns:r="http://schemas.openxmlformats.org/officeDocument/2006/relationships" xmlns:m="http://schemas.openxmlformats.org/officeDocument/2006/math" xmlns:v="urn:schemas-microsoft-com:vml" xmlns:wp14="http://schemas.microsoft.com/office/word/2010/wordprocessingDrawing" xmlns:wp="http://schemas.openxmlformats.org/drawingml/2006/wordprocessingDrawing" xmlns:w10="urn:schemas-microsoft-com:office:word" xmlns:w="http://schemas.openxmlformats.org/wordprocessingml/2006/main" xmlns:w14="http://schemas.microsoft.com/office/word/2010/wordml" xmlns:w15="http://schemas.microsoft.com/office/word/2012/wordml" xmlns:w16cex="http://schemas.microsoft.com/office/word/2018/wordml/cex" xmlns:w16cid="http://schemas.microsoft.com/office/word/2016/wordml/cid" xmlns:w16="http://schemas.microsoft.com/office/word/2018/wordml" xmlns:w16sdtdh="http://schemas.microsoft.com/office/word/2020/wordml/sdtdatahash" xmlns:w16se="http://schemas.microsoft.com/office/word/2015/wordml/symex" xmlns:wpg="http://schemas.microsoft.com/office/word/2010/wordprocessingGroup" xmlns:wpi="http://schemas.microsoft.com/office/word/2010/wordprocessingInk" xmlns:wne="http://schemas.microsoft.com/office/word/2006/wordml" xmlns:wps="http://schemas.microsoft.com/office/word/2010/wordprocessingShape" mc:Ignorable="w14 w15 w16se w16cid w16 w16cex w16sdtdh wp14">
   <w:abstractNum w:abstractNumId="0" w15:restartNumberingAfterBreak="0">
     <w:nsid w:val="5CA32449"/>
     <w:multiLevelType w:val="hybridMultilevel"/>
@@ -641,14 +2304,14 @@
       </w:rPr>
     </w:lvl>
   </w:abstractNum>
-  <w:num w:numId="1" w16cid:durableId="923874570">
+  <w:num w:numId="1">
     <w:abstractNumId w:val="0"/>
   </w:num>
 </w:numbering>
 </file>
 
 <file path=word/styles.xml><?xml version="1.0" encoding="utf-8"?>
-<w:styles xmlns:mc="http://schemas.openxmlformats.org/markup-compatibility/2006" xmlns:r="http://schemas.openxmlformats.org/officeDocument/2006/relationships" xmlns:w="http://schemas.openxmlformats.org/wordprocessingml/2006/main" xmlns:w14="http://schemas.microsoft.com/office/word/2010/wordml" xmlns:w15="http://schemas.microsoft.com/office/word/2012/wordml" xmlns:w16cex="http://schemas.microsoft.com/office/word/2018/wordml/cex" xmlns:w16cid="http://schemas.microsoft.com/office/word/2016/wordml/cid" xmlns:w16="http://schemas.microsoft.com/office/word/2018/wordml" xmlns:w16du="http://schemas.microsoft.com/office/word/2023/wordml/word16du" xmlns:w16sdtdh="http://schemas.microsoft.com/office/word/2020/wordml/sdtdatahash" xmlns:w16sdtfl="http://schemas.microsoft.com/office/word/2024/wordml/sdtformatlock" xmlns:w16se="http://schemas.microsoft.com/office/word/2015/wordml/symex" mc:Ignorable="w14 w15 w16se w16cid w16 w16cex w16sdtdh w16sdtfl w16du">
+<w:styles xmlns:mc="http://schemas.openxmlformats.org/markup-compatibility/2006" xmlns:r="http://schemas.openxmlformats.org/officeDocument/2006/relationships" xmlns:w="http://schemas.openxmlformats.org/wordprocessingml/2006/main" xmlns:w14="http://schemas.microsoft.com/office/word/2010/wordml" xmlns:w15="http://schemas.microsoft.com/office/word/2012/wordml" xmlns:w16cex="http://schemas.microsoft.com/office/word/2018/wordml/cex" xmlns:w16cid="http://schemas.microsoft.com/office/word/2016/wordml/cid" xmlns:w16="http://schemas.microsoft.com/office/word/2018/wordml" xmlns:w16sdtdh="http://schemas.microsoft.com/office/word/2020/wordml/sdtdatahash" xmlns:w16se="http://schemas.microsoft.com/office/word/2015/wordml/symex" mc:Ignorable="w14 w15 w16se w16cid w16 w16cex w16sdtdh">
   <w:docDefaults>
     <w:rPrDefault>
       <w:rPr>

--- a/Hálózatok (ZsP)/Feladatok/02/ASA gyakorló feladat.docx
+++ b/Hálózatok (ZsP)/Feladatok/02/ASA gyakorló feladat.docx
@@ -444,12 +444,10 @@
     </w:tbl>
     <w:p/>
     <w:p>
-      <w:proofErr w:type="gramStart"/>
-      <w:r>
-        <w:t>ASA(</w:t>
-      </w:r>
-      <w:proofErr w:type="spellStart"/>
-      <w:proofErr w:type="gramEnd"/>
+      <w:r>
+        <w:t>ASA(</w:t>
+      </w:r>
+      <w:proofErr w:type="spellStart"/>
       <w:r>
         <w:t>config</w:t>
       </w:r>
@@ -467,12 +465,10 @@
       </w:r>
     </w:p>
     <w:p>
-      <w:proofErr w:type="gramStart"/>
-      <w:r>
-        <w:t>ASA(</w:t>
-      </w:r>
-      <w:proofErr w:type="spellStart"/>
-      <w:proofErr w:type="gramEnd"/>
+      <w:r>
+        <w:t>ASA(</w:t>
+      </w:r>
+      <w:proofErr w:type="spellStart"/>
       <w:r>
         <w:t>config-if</w:t>
       </w:r>
@@ -495,12 +491,10 @@
       <w:proofErr w:type="spellEnd"/>
     </w:p>
     <w:p>
-      <w:proofErr w:type="gramStart"/>
-      <w:r>
-        <w:t>ASA(</w:t>
-      </w:r>
-      <w:proofErr w:type="spellStart"/>
-      <w:proofErr w:type="gramEnd"/>
+      <w:r>
+        <w:t>ASA(</w:t>
+      </w:r>
+      <w:proofErr w:type="spellStart"/>
       <w:r>
         <w:t>config-if</w:t>
       </w:r>
@@ -518,12 +512,10 @@
       </w:r>
     </w:p>
     <w:p>
-      <w:proofErr w:type="gramStart"/>
-      <w:r>
-        <w:t>ASA(</w:t>
-      </w:r>
-      <w:proofErr w:type="spellStart"/>
-      <w:proofErr w:type="gramEnd"/>
+      <w:r>
+        <w:t>ASA(</w:t>
+      </w:r>
+      <w:proofErr w:type="spellStart"/>
       <w:r>
         <w:t>config-if</w:t>
       </w:r>
@@ -549,12 +541,10 @@
       </w:r>
     </w:p>
     <w:p>
-      <w:proofErr w:type="gramStart"/>
-      <w:r>
-        <w:t>ASA(</w:t>
-      </w:r>
-      <w:proofErr w:type="spellStart"/>
-      <w:proofErr w:type="gramEnd"/>
+      <w:r>
+        <w:t>ASA(</w:t>
+      </w:r>
+      <w:proofErr w:type="spellStart"/>
       <w:r>
         <w:t>config-if</w:t>
       </w:r>
@@ -570,12 +560,10 @@
     </w:p>
     <w:p/>
     <w:p>
-      <w:proofErr w:type="gramStart"/>
-      <w:r>
-        <w:t>ASA(</w:t>
-      </w:r>
-      <w:proofErr w:type="spellStart"/>
-      <w:proofErr w:type="gramEnd"/>
+      <w:r>
+        <w:t>ASA(</w:t>
+      </w:r>
+      <w:proofErr w:type="spellStart"/>
       <w:r>
         <w:t>config</w:t>
       </w:r>
@@ -593,12 +581,10 @@
       </w:r>
     </w:p>
     <w:p>
-      <w:proofErr w:type="gramStart"/>
-      <w:r>
-        <w:t>ASA(</w:t>
-      </w:r>
-      <w:proofErr w:type="spellStart"/>
-      <w:proofErr w:type="gramEnd"/>
+      <w:r>
+        <w:t>ASA(</w:t>
+      </w:r>
+      <w:proofErr w:type="spellStart"/>
       <w:r>
         <w:t>config-if</w:t>
       </w:r>
@@ -616,12 +602,10 @@
       </w:r>
     </w:p>
     <w:p>
-      <w:proofErr w:type="gramStart"/>
-      <w:r>
-        <w:t>ASA(</w:t>
-      </w:r>
-      <w:proofErr w:type="spellStart"/>
-      <w:proofErr w:type="gramEnd"/>
+      <w:r>
+        <w:t>ASA(</w:t>
+      </w:r>
+      <w:proofErr w:type="spellStart"/>
       <w:r>
         <w:t>config-if</w:t>
       </w:r>
@@ -639,12 +623,10 @@
       </w:r>
     </w:p>
     <w:p>
-      <w:proofErr w:type="gramStart"/>
-      <w:r>
-        <w:t>ASA(</w:t>
-      </w:r>
-      <w:proofErr w:type="spellStart"/>
-      <w:proofErr w:type="gramEnd"/>
+      <w:r>
+        <w:t>ASA(</w:t>
+      </w:r>
+      <w:proofErr w:type="spellStart"/>
       <w:r>
         <w:t>config-if</w:t>
       </w:r>
@@ -670,12 +652,10 @@
       </w:r>
     </w:p>
     <w:p>
-      <w:proofErr w:type="gramStart"/>
-      <w:r>
-        <w:t>ASA(</w:t>
-      </w:r>
-      <w:proofErr w:type="spellStart"/>
-      <w:proofErr w:type="gramEnd"/>
+      <w:r>
+        <w:t>ASA(</w:t>
+      </w:r>
+      <w:proofErr w:type="spellStart"/>
       <w:r>
         <w:t>config-if</w:t>
       </w:r>
@@ -691,12 +671,10 @@
     </w:p>
     <w:p/>
     <w:p>
-      <w:proofErr w:type="gramStart"/>
-      <w:r>
-        <w:t>ASA(</w:t>
-      </w:r>
-      <w:proofErr w:type="spellStart"/>
-      <w:proofErr w:type="gramEnd"/>
+      <w:r>
+        <w:t>ASA(</w:t>
+      </w:r>
+      <w:proofErr w:type="spellStart"/>
       <w:r>
         <w:t>config</w:t>
       </w:r>
@@ -714,12 +692,10 @@
       </w:r>
     </w:p>
     <w:p>
-      <w:proofErr w:type="gramStart"/>
-      <w:r>
-        <w:t>ASA(</w:t>
-      </w:r>
-      <w:proofErr w:type="spellStart"/>
-      <w:proofErr w:type="gramEnd"/>
+      <w:r>
+        <w:t>ASA(</w:t>
+      </w:r>
+      <w:proofErr w:type="spellStart"/>
       <w:r>
         <w:t>config-if</w:t>
       </w:r>
@@ -737,12 +713,10 @@
       </w:r>
     </w:p>
     <w:p>
-      <w:proofErr w:type="gramStart"/>
-      <w:r>
-        <w:t>ASA(</w:t>
-      </w:r>
-      <w:proofErr w:type="spellStart"/>
-      <w:proofErr w:type="gramEnd"/>
+      <w:r>
+        <w:t>ASA(</w:t>
+      </w:r>
+      <w:proofErr w:type="spellStart"/>
       <w:r>
         <w:t>config-if</w:t>
       </w:r>
@@ -760,12 +734,10 @@
       </w:r>
     </w:p>
     <w:p>
-      <w:proofErr w:type="gramStart"/>
-      <w:r>
-        <w:t>ASA(</w:t>
-      </w:r>
-      <w:proofErr w:type="spellStart"/>
-      <w:proofErr w:type="gramEnd"/>
+      <w:r>
+        <w:t>ASA(</w:t>
+      </w:r>
+      <w:proofErr w:type="spellStart"/>
       <w:r>
         <w:t>config-if</w:t>
       </w:r>
@@ -791,12 +763,10 @@
       </w:r>
     </w:p>
     <w:p>
-      <w:proofErr w:type="gramStart"/>
-      <w:r>
-        <w:t>ASA(</w:t>
-      </w:r>
-      <w:proofErr w:type="spellStart"/>
-      <w:proofErr w:type="gramEnd"/>
+      <w:r>
+        <w:t>ASA(</w:t>
+      </w:r>
+      <w:proofErr w:type="spellStart"/>
       <w:r>
         <w:t>config-if</w:t>
       </w:r>
@@ -812,12 +782,10 @@
     </w:p>
     <w:p/>
     <w:p>
-      <w:proofErr w:type="gramStart"/>
-      <w:r>
-        <w:t>ASA(</w:t>
-      </w:r>
-      <w:proofErr w:type="spellStart"/>
-      <w:proofErr w:type="gramEnd"/>
+      <w:r>
+        <w:t>ASA(</w:t>
+      </w:r>
+      <w:proofErr w:type="spellStart"/>
       <w:r>
         <w:t>config</w:t>
       </w:r>
@@ -835,12 +803,10 @@
       </w:r>
     </w:p>
     <w:p>
-      <w:proofErr w:type="gramStart"/>
-      <w:r>
-        <w:t>ASA(</w:t>
-      </w:r>
-      <w:proofErr w:type="spellStart"/>
-      <w:proofErr w:type="gramEnd"/>
+      <w:r>
+        <w:t>ASA(</w:t>
+      </w:r>
+      <w:proofErr w:type="spellStart"/>
       <w:r>
         <w:t>config-if</w:t>
       </w:r>
@@ -858,12 +824,10 @@
       </w:r>
     </w:p>
     <w:p>
-      <w:proofErr w:type="gramStart"/>
-      <w:r>
-        <w:t>ASA(</w:t>
-      </w:r>
-      <w:proofErr w:type="spellStart"/>
-      <w:proofErr w:type="gramEnd"/>
+      <w:r>
+        <w:t>ASA(</w:t>
+      </w:r>
+      <w:proofErr w:type="spellStart"/>
       <w:r>
         <w:t>config-if</w:t>
       </w:r>
@@ -881,12 +845,10 @@
       </w:r>
     </w:p>
     <w:p>
-      <w:proofErr w:type="gramStart"/>
-      <w:r>
-        <w:t>ASA(</w:t>
-      </w:r>
-      <w:proofErr w:type="spellStart"/>
-      <w:proofErr w:type="gramEnd"/>
+      <w:r>
+        <w:t>ASA(</w:t>
+      </w:r>
+      <w:proofErr w:type="spellStart"/>
       <w:r>
         <w:t>config-if</w:t>
       </w:r>
@@ -915,22 +877,12 @@
         <w:t>dhcp</w:t>
       </w:r>
       <w:proofErr w:type="spellEnd"/>
-      <w:r>
-        <w:t xml:space="preserve"> </w:t>
-      </w:r>
-      <w:proofErr w:type="spellStart"/>
-      <w:r>
-        <w:t>setroute</w:t>
-      </w:r>
-      <w:proofErr w:type="spellEnd"/>
-    </w:p>
-    <w:p>
-      <w:proofErr w:type="gramStart"/>
-      <w:r>
-        <w:t>ASA(</w:t>
-      </w:r>
-      <w:proofErr w:type="spellStart"/>
-      <w:proofErr w:type="gramEnd"/>
+    </w:p>
+    <w:p>
+      <w:r>
+        <w:t>ASA(</w:t>
+      </w:r>
+      <w:proofErr w:type="spellStart"/>
       <w:r>
         <w:t>config-if</w:t>
       </w:r>
@@ -945,12 +897,10 @@
       <w:proofErr w:type="spellEnd"/>
     </w:p>
     <w:p>
-      <w:proofErr w:type="gramStart"/>
-      <w:r>
-        <w:t>ASA(</w:t>
-      </w:r>
-      <w:proofErr w:type="spellStart"/>
-      <w:proofErr w:type="gramEnd"/>
+      <w:r>
+        <w:t>ASA(</w:t>
+      </w:r>
+      <w:proofErr w:type="spellStart"/>
       <w:r>
         <w:t>config-if</w:t>
       </w:r>
@@ -986,12 +936,10 @@
       </w:r>
     </w:p>
     <w:p>
-      <w:proofErr w:type="gramStart"/>
-      <w:r>
-        <w:t>ASA(</w:t>
-      </w:r>
-      <w:proofErr w:type="spellStart"/>
-      <w:proofErr w:type="gramEnd"/>
+      <w:r>
+        <w:t>ASA(</w:t>
+      </w:r>
+      <w:proofErr w:type="spellStart"/>
       <w:r>
         <w:t>config</w:t>
       </w:r>
@@ -1022,12 +970,10 @@
       <w:proofErr w:type="spellEnd"/>
     </w:p>
     <w:p>
-      <w:proofErr w:type="gramStart"/>
-      <w:r>
-        <w:t>ASA(</w:t>
-      </w:r>
-      <w:proofErr w:type="spellStart"/>
-      <w:proofErr w:type="gramEnd"/>
+      <w:r>
+        <w:t>ASA(</w:t>
+      </w:r>
+      <w:proofErr w:type="spellStart"/>
       <w:r>
         <w:t>config</w:t>
       </w:r>
@@ -1066,12 +1012,10 @@
       <w:proofErr w:type="spellEnd"/>
     </w:p>
     <w:p>
-      <w:proofErr w:type="gramStart"/>
-      <w:r>
-        <w:t>ASA(</w:t>
-      </w:r>
-      <w:proofErr w:type="spellStart"/>
-      <w:proofErr w:type="gramEnd"/>
+      <w:r>
+        <w:t>ASA(</w:t>
+      </w:r>
+      <w:proofErr w:type="spellStart"/>
       <w:r>
         <w:t>config</w:t>
       </w:r>
@@ -1146,12 +1090,10 @@
       </w:r>
     </w:p>
     <w:p>
-      <w:proofErr w:type="gramStart"/>
-      <w:r>
-        <w:t>ASA(</w:t>
-      </w:r>
-      <w:proofErr w:type="spellStart"/>
-      <w:proofErr w:type="gramEnd"/>
+      <w:r>
+        <w:t>ASA(</w:t>
+      </w:r>
+      <w:proofErr w:type="spellStart"/>
       <w:r>
         <w:t>config</w:t>
       </w:r>
@@ -1182,12 +1124,10 @@
       <w:proofErr w:type="spellEnd"/>
     </w:p>
     <w:p>
-      <w:proofErr w:type="gramStart"/>
-      <w:r>
-        <w:t>ASA(</w:t>
-      </w:r>
-      <w:proofErr w:type="spellStart"/>
-      <w:proofErr w:type="gramEnd"/>
+      <w:r>
+        <w:t>ASA(</w:t>
+      </w:r>
+      <w:proofErr w:type="spellStart"/>
       <w:r>
         <w:t>config-network-object</w:t>
       </w:r>
@@ -1205,12 +1145,10 @@
       </w:r>
     </w:p>
     <w:p>
-      <w:proofErr w:type="gramStart"/>
-      <w:r>
-        <w:t>ASA(</w:t>
-      </w:r>
-      <w:proofErr w:type="spellStart"/>
-      <w:proofErr w:type="gramEnd"/>
+      <w:r>
+        <w:t>ASA(</w:t>
+      </w:r>
+      <w:proofErr w:type="spellStart"/>
       <w:r>
         <w:t>config-network-object</w:t>
       </w:r>
@@ -1249,12 +1187,10 @@
       <w:proofErr w:type="spellEnd"/>
     </w:p>
     <w:p>
-      <w:proofErr w:type="gramStart"/>
-      <w:r>
-        <w:t>ASA(</w:t>
-      </w:r>
-      <w:proofErr w:type="spellStart"/>
-      <w:proofErr w:type="gramEnd"/>
+      <w:r>
+        <w:t>ASA(</w:t>
+      </w:r>
+      <w:proofErr w:type="spellStart"/>
       <w:r>
         <w:t>config-network-object</w:t>
       </w:r>
@@ -1270,12 +1206,10 @@
     </w:p>
     <w:p/>
     <w:p>
-      <w:proofErr w:type="gramStart"/>
-      <w:r>
-        <w:t>ASA(</w:t>
-      </w:r>
-      <w:proofErr w:type="spellStart"/>
-      <w:proofErr w:type="gramEnd"/>
+      <w:r>
+        <w:t>ASA(</w:t>
+      </w:r>
+      <w:proofErr w:type="spellStart"/>
       <w:r>
         <w:t>config</w:t>
       </w:r>
@@ -1306,12 +1240,10 @@
       <w:proofErr w:type="spellEnd"/>
     </w:p>
     <w:p>
-      <w:proofErr w:type="gramStart"/>
-      <w:r>
-        <w:t>ASA(</w:t>
-      </w:r>
-      <w:proofErr w:type="spellStart"/>
-      <w:proofErr w:type="gramEnd"/>
+      <w:r>
+        <w:t>ASA(</w:t>
+      </w:r>
+      <w:proofErr w:type="spellStart"/>
       <w:r>
         <w:t>config-network-object</w:t>
       </w:r>
@@ -1329,12 +1261,10 @@
       </w:r>
     </w:p>
     <w:p>
-      <w:proofErr w:type="gramStart"/>
-      <w:r>
-        <w:t>ASA(</w:t>
-      </w:r>
-      <w:proofErr w:type="spellStart"/>
-      <w:proofErr w:type="gramEnd"/>
+      <w:r>
+        <w:t>ASA(</w:t>
+      </w:r>
+      <w:proofErr w:type="spellStart"/>
       <w:r>
         <w:t>config-network-object</w:t>
       </w:r>
@@ -1373,12 +1303,10 @@
       <w:proofErr w:type="spellEnd"/>
     </w:p>
     <w:p>
-      <w:proofErr w:type="gramStart"/>
-      <w:r>
-        <w:t>ASA(</w:t>
-      </w:r>
-      <w:proofErr w:type="spellStart"/>
-      <w:proofErr w:type="gramEnd"/>
+      <w:r>
+        <w:t>ASA(</w:t>
+      </w:r>
+      <w:proofErr w:type="spellStart"/>
       <w:r>
         <w:t>config-network-object</w:t>
       </w:r>
@@ -1424,26 +1352,414 @@
       </w:r>
     </w:p>
     <w:p>
-      <w:proofErr w:type="gramStart"/>
-      <w:r>
-        <w:t>ASA(</w:t>
-      </w:r>
-      <w:proofErr w:type="spellStart"/>
-      <w:proofErr w:type="gramEnd"/>
+      <w:proofErr w:type="spellStart"/>
+      <w:r>
+        <w:t>access-list</w:t>
+      </w:r>
+      <w:proofErr w:type="spellEnd"/>
+      <w:r>
+        <w:t xml:space="preserve"> INTERNET_TRAFFIC </w:t>
+      </w:r>
+      <w:proofErr w:type="spellStart"/>
+      <w:r>
+        <w:t>extended</w:t>
+      </w:r>
+      <w:proofErr w:type="spellEnd"/>
+      <w:r>
+        <w:t xml:space="preserve"> permit </w:t>
+      </w:r>
+      <w:proofErr w:type="spellStart"/>
+      <w:r>
+        <w:t>icmp</w:t>
+      </w:r>
+      <w:proofErr w:type="spellEnd"/>
+      <w:r>
+        <w:t xml:space="preserve"> </w:t>
+      </w:r>
+      <w:proofErr w:type="spellStart"/>
+      <w:r>
+        <w:t>any</w:t>
+      </w:r>
+      <w:proofErr w:type="spellEnd"/>
+      <w:r>
+        <w:t xml:space="preserve"> </w:t>
+      </w:r>
+      <w:proofErr w:type="spellStart"/>
+      <w:r>
+        <w:t>any</w:t>
+      </w:r>
+      <w:proofErr w:type="spellEnd"/>
+    </w:p>
+    <w:p>
+      <w:proofErr w:type="spellStart"/>
+      <w:r>
+        <w:t>access-list</w:t>
+      </w:r>
+      <w:proofErr w:type="spellEnd"/>
+      <w:r>
+        <w:t xml:space="preserve"> INTERNET_TRAFFIC </w:t>
+      </w:r>
+      <w:proofErr w:type="spellStart"/>
+      <w:r>
+        <w:t>extended</w:t>
+      </w:r>
+      <w:proofErr w:type="spellEnd"/>
+      <w:r>
+        <w:t xml:space="preserve"> permit </w:t>
+      </w:r>
+      <w:proofErr w:type="spellStart"/>
+      <w:r>
+        <w:t>udp</w:t>
+      </w:r>
+      <w:proofErr w:type="spellEnd"/>
+      <w:r>
+        <w:t xml:space="preserve"> </w:t>
+      </w:r>
+      <w:proofErr w:type="spellStart"/>
+      <w:r>
+        <w:t>any</w:t>
+      </w:r>
+      <w:proofErr w:type="spellEnd"/>
+      <w:r>
+        <w:t xml:space="preserve"> </w:t>
+      </w:r>
+      <w:proofErr w:type="spellStart"/>
+      <w:r>
+        <w:t>any</w:t>
+      </w:r>
+      <w:proofErr w:type="spellEnd"/>
+      <w:r>
+        <w:t xml:space="preserve"> </w:t>
+      </w:r>
+      <w:proofErr w:type="spellStart"/>
+      <w:r>
+        <w:t>eq</w:t>
+      </w:r>
+      <w:proofErr w:type="spellEnd"/>
+      <w:r>
+        <w:t xml:space="preserve"> </w:t>
+      </w:r>
+      <w:proofErr w:type="spellStart"/>
+      <w:r>
+        <w:t>domain</w:t>
+      </w:r>
+      <w:proofErr w:type="spellEnd"/>
+    </w:p>
+    <w:p>
+      <w:proofErr w:type="spellStart"/>
+      <w:r>
+        <w:t>access-list</w:t>
+      </w:r>
+      <w:proofErr w:type="spellEnd"/>
+      <w:r>
+        <w:t xml:space="preserve"> INTERNET_TRAFFIC </w:t>
+      </w:r>
+      <w:proofErr w:type="spellStart"/>
+      <w:r>
+        <w:t>extended</w:t>
+      </w:r>
+      <w:proofErr w:type="spellEnd"/>
+      <w:r>
+        <w:t xml:space="preserve"> permit </w:t>
+      </w:r>
+      <w:proofErr w:type="spellStart"/>
+      <w:r>
+        <w:t>tcp</w:t>
+      </w:r>
+      <w:proofErr w:type="spellEnd"/>
+      <w:r>
+        <w:t xml:space="preserve"> </w:t>
+      </w:r>
+      <w:proofErr w:type="spellStart"/>
+      <w:r>
+        <w:t>any</w:t>
+      </w:r>
+      <w:proofErr w:type="spellEnd"/>
+      <w:r>
+        <w:t xml:space="preserve"> </w:t>
+      </w:r>
+      <w:proofErr w:type="spellStart"/>
+      <w:r>
+        <w:t>any</w:t>
+      </w:r>
+      <w:proofErr w:type="spellEnd"/>
+      <w:r>
+        <w:t xml:space="preserve"> </w:t>
+      </w:r>
+      <w:proofErr w:type="spellStart"/>
+      <w:r>
+        <w:t>eq</w:t>
+      </w:r>
+      <w:proofErr w:type="spellEnd"/>
+      <w:r>
+        <w:t xml:space="preserve"> </w:t>
+      </w:r>
+      <w:proofErr w:type="spellStart"/>
+      <w:r>
+        <w:t>www</w:t>
+      </w:r>
+      <w:proofErr w:type="spellEnd"/>
+    </w:p>
+    <w:p>
+      <w:proofErr w:type="spellStart"/>
+      <w:r>
+        <w:t>access-list</w:t>
+      </w:r>
+      <w:proofErr w:type="spellEnd"/>
+      <w:r>
+        <w:t xml:space="preserve"> INTERNET_TRAFFIC </w:t>
+      </w:r>
+      <w:proofErr w:type="spellStart"/>
+      <w:r>
+        <w:t>extended</w:t>
+      </w:r>
+      <w:proofErr w:type="spellEnd"/>
+      <w:r>
+        <w:t xml:space="preserve"> permit </w:t>
+      </w:r>
+      <w:proofErr w:type="spellStart"/>
+      <w:r>
+        <w:t>tcp</w:t>
+      </w:r>
+      <w:proofErr w:type="spellEnd"/>
+      <w:r>
+        <w:t xml:space="preserve"> </w:t>
+      </w:r>
+      <w:proofErr w:type="spellStart"/>
+      <w:r>
+        <w:t>any</w:t>
+      </w:r>
+      <w:proofErr w:type="spellEnd"/>
+      <w:r>
+        <w:t xml:space="preserve"> </w:t>
+      </w:r>
+      <w:proofErr w:type="spellStart"/>
+      <w:r>
+        <w:t>any</w:t>
+      </w:r>
+      <w:proofErr w:type="spellEnd"/>
+      <w:r>
+        <w:t xml:space="preserve"> </w:t>
+      </w:r>
+      <w:proofErr w:type="spellStart"/>
+      <w:r>
+        <w:t>eq</w:t>
+      </w:r>
+      <w:proofErr w:type="spellEnd"/>
+      <w:r>
+        <w:t xml:space="preserve"> 443</w:t>
+      </w:r>
+    </w:p>
+    <w:p>
+      <w:proofErr w:type="spellStart"/>
+      <w:r>
+        <w:t>access-group</w:t>
+      </w:r>
+      <w:proofErr w:type="spellEnd"/>
+      <w:r>
+        <w:t xml:space="preserve"> INTERNET_TRAFFIC out </w:t>
+      </w:r>
+      <w:proofErr w:type="spellStart"/>
+      <w:r>
+        <w:t>interface</w:t>
+      </w:r>
+      <w:proofErr w:type="spellEnd"/>
+      <w:r>
+        <w:t xml:space="preserve"> WAN</w:t>
+      </w:r>
+    </w:p>
+    <w:p/>
+    <w:p>
+      <w:r>
+        <w:t>! -- Állapotvizsgálat (</w:t>
+      </w:r>
+      <w:proofErr w:type="spellStart"/>
+      <w:r>
+        <w:t>Stateful</w:t>
+      </w:r>
+      <w:proofErr w:type="spellEnd"/>
+      <w:r>
+        <w:t xml:space="preserve"> </w:t>
+      </w:r>
+      <w:proofErr w:type="spellStart"/>
+      <w:r>
+        <w:t>Inspection</w:t>
+      </w:r>
+      <w:proofErr w:type="spellEnd"/>
+      <w:r>
+        <w:t>) bekapcsolása --</w:t>
+      </w:r>
+    </w:p>
+    <w:p>
+      <w:r>
+        <w:t>ASA(</w:t>
+      </w:r>
+      <w:proofErr w:type="spellStart"/>
       <w:r>
         <w:t>config</w:t>
       </w:r>
       <w:proofErr w:type="spellEnd"/>
       <w:r>
+        <w:t xml:space="preserve">)# policy-map </w:t>
+      </w:r>
+      <w:proofErr w:type="spellStart"/>
+      <w:r>
+        <w:t>global_policy</w:t>
+      </w:r>
+      <w:proofErr w:type="spellEnd"/>
+    </w:p>
+    <w:p>
+      <w:r>
+        <w:t>ASA(</w:t>
+      </w:r>
+      <w:proofErr w:type="spellStart"/>
+      <w:r>
+        <w:t>config-pmap</w:t>
+      </w:r>
+      <w:proofErr w:type="spellEnd"/>
+      <w:r>
         <w:t xml:space="preserve">)# </w:t>
       </w:r>
       <w:proofErr w:type="spellStart"/>
       <w:r>
+        <w:t>class</w:t>
+      </w:r>
+      <w:proofErr w:type="spellEnd"/>
+      <w:r>
+        <w:t xml:space="preserve"> </w:t>
+      </w:r>
+      <w:proofErr w:type="spellStart"/>
+      <w:r>
+        <w:t>inspection_default</w:t>
+      </w:r>
+      <w:proofErr w:type="spellEnd"/>
+    </w:p>
+    <w:p>
+      <w:r>
+        <w:t>ASA(</w:t>
+      </w:r>
+      <w:proofErr w:type="spellStart"/>
+      <w:r>
+        <w:t>config</w:t>
+      </w:r>
+      <w:proofErr w:type="spellEnd"/>
+      <w:r>
+        <w:t>-</w:t>
+      </w:r>
+      <w:proofErr w:type="spellStart"/>
+      <w:r>
+        <w:t>pmap</w:t>
+      </w:r>
+      <w:proofErr w:type="spellEnd"/>
+      <w:r>
+        <w:t xml:space="preserve">-c)# </w:t>
+      </w:r>
+      <w:proofErr w:type="spellStart"/>
+      <w:r>
+        <w:t>inspect</w:t>
+      </w:r>
+      <w:proofErr w:type="spellEnd"/>
+      <w:r>
+        <w:t xml:space="preserve"> </w:t>
+      </w:r>
+      <w:proofErr w:type="spellStart"/>
+      <w:r>
+        <w:t>icmp</w:t>
+      </w:r>
+      <w:proofErr w:type="spellEnd"/>
+    </w:p>
+    <w:p>
+      <w:r>
+        <w:t>ASA(</w:t>
+      </w:r>
+      <w:proofErr w:type="spellStart"/>
+      <w:r>
+        <w:t>config</w:t>
+      </w:r>
+      <w:proofErr w:type="spellEnd"/>
+      <w:r>
+        <w:t>-</w:t>
+      </w:r>
+      <w:proofErr w:type="spellStart"/>
+      <w:r>
+        <w:t>pmap</w:t>
+      </w:r>
+      <w:proofErr w:type="spellEnd"/>
+      <w:r>
+        <w:t xml:space="preserve">-c)# </w:t>
+      </w:r>
+      <w:proofErr w:type="spellStart"/>
+      <w:r>
+        <w:t>exit</w:t>
+      </w:r>
+      <w:proofErr w:type="spellEnd"/>
+    </w:p>
+    <w:p>
+      <w:r>
+        <w:t>ASA(</w:t>
+      </w:r>
+      <w:proofErr w:type="spellStart"/>
+      <w:r>
+        <w:t>config-pmap</w:t>
+      </w:r>
+      <w:proofErr w:type="spellEnd"/>
+      <w:r>
+        <w:t xml:space="preserve">)# </w:t>
+      </w:r>
+      <w:proofErr w:type="spellStart"/>
+      <w:r>
+        <w:t>exit</w:t>
+      </w:r>
+      <w:proofErr w:type="spellEnd"/>
+    </w:p>
+    <w:p>
+      <w:r>
+        <w:t>ASA(</w:t>
+      </w:r>
+      <w:proofErr w:type="spellStart"/>
+      <w:r>
+        <w:t>config</w:t>
+      </w:r>
+      <w:proofErr w:type="spellEnd"/>
+      <w:r>
+        <w:t xml:space="preserve">)# service-policy </w:t>
+      </w:r>
+      <w:proofErr w:type="spellStart"/>
+      <w:r>
+        <w:t>global_policy</w:t>
+      </w:r>
+      <w:proofErr w:type="spellEnd"/>
+      <w:r>
+        <w:t xml:space="preserve"> </w:t>
+      </w:r>
+      <w:proofErr w:type="spellStart"/>
+      <w:r>
+        <w:t>global</w:t>
+      </w:r>
+      <w:proofErr w:type="spellEnd"/>
+    </w:p>
+    <w:p/>
+    <w:p>
+      <w:r>
+        <w:t>! -- Bejövő válaszok engedélyezése a WAN-</w:t>
+      </w:r>
+      <w:proofErr w:type="spellStart"/>
+      <w:r>
+        <w:t>ról</w:t>
+      </w:r>
+      <w:proofErr w:type="spellEnd"/>
+      <w:r>
+        <w:t xml:space="preserve"> --</w:t>
+      </w:r>
+    </w:p>
+    <w:p>
+      <w:proofErr w:type="spellStart"/>
+      <w:r>
         <w:t>access-list</w:t>
       </w:r>
       <w:proofErr w:type="spellEnd"/>
       <w:r>
-        <w:t xml:space="preserve"> INTERNET_TRAFFIC </w:t>
+        <w:t xml:space="preserve"> WAN_IN </w:t>
       </w:r>
       <w:proofErr w:type="spellStart"/>
       <w:r>
@@ -1476,26 +1792,13 @@
       <w:proofErr w:type="spellEnd"/>
     </w:p>
     <w:p>
-      <w:proofErr w:type="gramStart"/>
-      <w:r>
-        <w:t>ASA(</w:t>
-      </w:r>
-      <w:proofErr w:type="spellStart"/>
-      <w:proofErr w:type="gramEnd"/>
-      <w:r>
-        <w:t>config</w:t>
-      </w:r>
-      <w:proofErr w:type="spellEnd"/>
-      <w:r>
-        <w:t xml:space="preserve">)# </w:t>
-      </w:r>
       <w:proofErr w:type="spellStart"/>
       <w:r>
         <w:t>access-list</w:t>
       </w:r>
       <w:proofErr w:type="spellEnd"/>
       <w:r>
-        <w:t xml:space="preserve"> INTERNET_TRAFFIC </w:t>
+        <w:t xml:space="preserve"> WAN_IN </w:t>
       </w:r>
       <w:proofErr w:type="spellStart"/>
       <w:r>
@@ -1507,6 +1810,108 @@
       </w:r>
       <w:proofErr w:type="spellStart"/>
       <w:r>
+        <w:t>tcp</w:t>
+      </w:r>
+      <w:proofErr w:type="spellEnd"/>
+      <w:r>
+        <w:t xml:space="preserve"> </w:t>
+      </w:r>
+      <w:proofErr w:type="spellStart"/>
+      <w:r>
+        <w:t>any</w:t>
+      </w:r>
+      <w:proofErr w:type="spellEnd"/>
+      <w:r>
+        <w:t xml:space="preserve"> </w:t>
+      </w:r>
+      <w:proofErr w:type="spellStart"/>
+      <w:r>
+        <w:t>eq</w:t>
+      </w:r>
+      <w:proofErr w:type="spellEnd"/>
+      <w:r>
+        <w:t xml:space="preserve"> </w:t>
+      </w:r>
+      <w:proofErr w:type="spellStart"/>
+      <w:r>
+        <w:t>www</w:t>
+      </w:r>
+      <w:proofErr w:type="spellEnd"/>
+      <w:r>
+        <w:t xml:space="preserve"> </w:t>
+      </w:r>
+      <w:proofErr w:type="spellStart"/>
+      <w:r>
+        <w:t>any</w:t>
+      </w:r>
+      <w:proofErr w:type="spellEnd"/>
+    </w:p>
+    <w:p>
+      <w:proofErr w:type="spellStart"/>
+      <w:r>
+        <w:t>access-list</w:t>
+      </w:r>
+      <w:proofErr w:type="spellEnd"/>
+      <w:r>
+        <w:t xml:space="preserve"> WAN_IN </w:t>
+      </w:r>
+      <w:proofErr w:type="spellStart"/>
+      <w:r>
+        <w:t>extended</w:t>
+      </w:r>
+      <w:proofErr w:type="spellEnd"/>
+      <w:r>
+        <w:t xml:space="preserve"> permit </w:t>
+      </w:r>
+      <w:proofErr w:type="spellStart"/>
+      <w:r>
+        <w:t>tcp</w:t>
+      </w:r>
+      <w:proofErr w:type="spellEnd"/>
+      <w:r>
+        <w:t xml:space="preserve"> </w:t>
+      </w:r>
+      <w:proofErr w:type="spellStart"/>
+      <w:r>
+        <w:t>any</w:t>
+      </w:r>
+      <w:proofErr w:type="spellEnd"/>
+      <w:r>
+        <w:t xml:space="preserve"> </w:t>
+      </w:r>
+      <w:proofErr w:type="spellStart"/>
+      <w:r>
+        <w:t>eq</w:t>
+      </w:r>
+      <w:proofErr w:type="spellEnd"/>
+      <w:r>
+        <w:t xml:space="preserve"> 443 </w:t>
+      </w:r>
+      <w:proofErr w:type="spellStart"/>
+      <w:r>
+        <w:t>any</w:t>
+      </w:r>
+      <w:proofErr w:type="spellEnd"/>
+    </w:p>
+    <w:p>
+      <w:proofErr w:type="spellStart"/>
+      <w:r>
+        <w:t>access-list</w:t>
+      </w:r>
+      <w:proofErr w:type="spellEnd"/>
+      <w:r>
+        <w:t xml:space="preserve"> WAN_IN </w:t>
+      </w:r>
+      <w:proofErr w:type="spellStart"/>
+      <w:r>
+        <w:t>extended</w:t>
+      </w:r>
+      <w:proofErr w:type="spellEnd"/>
+      <w:r>
+        <w:t xml:space="preserve"> permit </w:t>
+      </w:r>
+      <w:proofErr w:type="spellStart"/>
+      <w:r>
         <w:t>udp</w:t>
       </w:r>
       <w:proofErr w:type="spellEnd"/>
@@ -1523,646 +1928,27 @@
       </w:r>
       <w:proofErr w:type="spellStart"/>
       <w:r>
+        <w:t>eq</w:t>
+      </w:r>
+      <w:proofErr w:type="spellEnd"/>
+      <w:r>
+        <w:t xml:space="preserve"> </w:t>
+      </w:r>
+      <w:proofErr w:type="spellStart"/>
+      <w:r>
+        <w:t>domain</w:t>
+      </w:r>
+      <w:proofErr w:type="spellEnd"/>
+      <w:r>
+        <w:t xml:space="preserve"> </w:t>
+      </w:r>
+      <w:proofErr w:type="spellStart"/>
+      <w:r>
         <w:t>any</w:t>
       </w:r>
       <w:proofErr w:type="spellEnd"/>
-      <w:r>
-        <w:t xml:space="preserve"> </w:t>
-      </w:r>
-      <w:proofErr w:type="spellStart"/>
-      <w:r>
-        <w:t>eq</w:t>
-      </w:r>
-      <w:proofErr w:type="spellEnd"/>
-      <w:r>
-        <w:t xml:space="preserve"> </w:t>
-      </w:r>
-      <w:proofErr w:type="spellStart"/>
-      <w:r>
-        <w:t>domain</w:t>
-      </w:r>
-      <w:proofErr w:type="spellEnd"/>
-    </w:p>
-    <w:p>
-      <w:proofErr w:type="gramStart"/>
-      <w:r>
-        <w:t>ASA(</w:t>
-      </w:r>
-      <w:proofErr w:type="spellStart"/>
-      <w:proofErr w:type="gramEnd"/>
-      <w:r>
-        <w:t>config</w:t>
-      </w:r>
-      <w:proofErr w:type="spellEnd"/>
-      <w:r>
-        <w:t xml:space="preserve">)# </w:t>
-      </w:r>
-      <w:proofErr w:type="spellStart"/>
-      <w:r>
-        <w:t>access-list</w:t>
-      </w:r>
-      <w:proofErr w:type="spellEnd"/>
-      <w:r>
-        <w:t xml:space="preserve"> INTERNET_TRAFFIC </w:t>
-      </w:r>
-      <w:proofErr w:type="spellStart"/>
-      <w:r>
-        <w:t>extended</w:t>
-      </w:r>
-      <w:proofErr w:type="spellEnd"/>
-      <w:r>
-        <w:t xml:space="preserve"> permit </w:t>
-      </w:r>
-      <w:proofErr w:type="spellStart"/>
-      <w:r>
-        <w:t>tcp</w:t>
-      </w:r>
-      <w:proofErr w:type="spellEnd"/>
-      <w:r>
-        <w:t xml:space="preserve"> </w:t>
-      </w:r>
-      <w:proofErr w:type="spellStart"/>
-      <w:r>
-        <w:t>any</w:t>
-      </w:r>
-      <w:proofErr w:type="spellEnd"/>
-      <w:r>
-        <w:t xml:space="preserve"> </w:t>
-      </w:r>
-      <w:proofErr w:type="spellStart"/>
-      <w:r>
-        <w:t>any</w:t>
-      </w:r>
-      <w:proofErr w:type="spellEnd"/>
-      <w:r>
-        <w:t xml:space="preserve"> </w:t>
-      </w:r>
-      <w:proofErr w:type="spellStart"/>
-      <w:r>
-        <w:t>eq</w:t>
-      </w:r>
-      <w:proofErr w:type="spellEnd"/>
-      <w:r>
-        <w:t xml:space="preserve"> </w:t>
-      </w:r>
-      <w:proofErr w:type="spellStart"/>
-      <w:r>
-        <w:t>www</w:t>
-      </w:r>
-      <w:proofErr w:type="spellEnd"/>
-    </w:p>
-    <w:p>
-      <w:proofErr w:type="gramStart"/>
-      <w:r>
-        <w:t>ASA(</w:t>
-      </w:r>
-      <w:proofErr w:type="spellStart"/>
-      <w:proofErr w:type="gramEnd"/>
-      <w:r>
-        <w:t>config</w:t>
-      </w:r>
-      <w:proofErr w:type="spellEnd"/>
-      <w:r>
-        <w:t xml:space="preserve">)# </w:t>
-      </w:r>
-      <w:proofErr w:type="spellStart"/>
-      <w:r>
-        <w:t>access-list</w:t>
-      </w:r>
-      <w:proofErr w:type="spellEnd"/>
-      <w:r>
-        <w:t xml:space="preserve"> INTERNET_TRAFFIC </w:t>
-      </w:r>
-      <w:proofErr w:type="spellStart"/>
-      <w:r>
-        <w:t>extended</w:t>
-      </w:r>
-      <w:proofErr w:type="spellEnd"/>
-      <w:r>
-        <w:t xml:space="preserve"> permit </w:t>
-      </w:r>
-      <w:proofErr w:type="spellStart"/>
-      <w:r>
-        <w:t>tcp</w:t>
-      </w:r>
-      <w:proofErr w:type="spellEnd"/>
-      <w:r>
-        <w:t xml:space="preserve"> </w:t>
-      </w:r>
-      <w:proofErr w:type="spellStart"/>
-      <w:r>
-        <w:t>any</w:t>
-      </w:r>
-      <w:proofErr w:type="spellEnd"/>
-      <w:r>
-        <w:t xml:space="preserve"> </w:t>
-      </w:r>
-      <w:proofErr w:type="spellStart"/>
-      <w:r>
-        <w:t>any</w:t>
-      </w:r>
-      <w:proofErr w:type="spellEnd"/>
-      <w:r>
-        <w:t xml:space="preserve"> </w:t>
-      </w:r>
-      <w:proofErr w:type="spellStart"/>
-      <w:r>
-        <w:t>eq</w:t>
-      </w:r>
-      <w:proofErr w:type="spellEnd"/>
-      <w:r>
-        <w:t xml:space="preserve"> 443</w:t>
-      </w:r>
-    </w:p>
-    <w:p>
-      <w:proofErr w:type="gramStart"/>
-      <w:r>
-        <w:t>ASA(</w:t>
-      </w:r>
-      <w:proofErr w:type="spellStart"/>
-      <w:proofErr w:type="gramEnd"/>
-      <w:r>
-        <w:t>config</w:t>
-      </w:r>
-      <w:proofErr w:type="spellEnd"/>
-      <w:r>
-        <w:t xml:space="preserve">)# </w:t>
-      </w:r>
-      <w:proofErr w:type="spellStart"/>
-      <w:r>
-        <w:t>access-group</w:t>
-      </w:r>
-      <w:proofErr w:type="spellEnd"/>
-      <w:r>
-        <w:t xml:space="preserve"> INTERNET_TRAFFIC out </w:t>
-      </w:r>
-      <w:proofErr w:type="spellStart"/>
-      <w:r>
-        <w:t>interface</w:t>
-      </w:r>
-      <w:proofErr w:type="spellEnd"/>
-      <w:r>
-        <w:t xml:space="preserve"> WAN</w:t>
-      </w:r>
-    </w:p>
-    <w:p/>
-    <w:p>
-      <w:r>
-        <w:t>! -- Állapotvizsgálat (</w:t>
-      </w:r>
-      <w:proofErr w:type="spellStart"/>
-      <w:r>
-        <w:t>Stateful</w:t>
-      </w:r>
-      <w:proofErr w:type="spellEnd"/>
-      <w:r>
-        <w:t xml:space="preserve"> </w:t>
-      </w:r>
-      <w:proofErr w:type="spellStart"/>
-      <w:r>
-        <w:t>Inspection</w:t>
-      </w:r>
-      <w:proofErr w:type="spellEnd"/>
-      <w:r>
-        <w:t>) bekapcsolása --</w:t>
-      </w:r>
-    </w:p>
-    <w:p>
-      <w:proofErr w:type="gramStart"/>
-      <w:r>
-        <w:t>ASA(</w:t>
-      </w:r>
-      <w:proofErr w:type="spellStart"/>
-      <w:proofErr w:type="gramEnd"/>
-      <w:r>
-        <w:t>config</w:t>
-      </w:r>
-      <w:proofErr w:type="spellEnd"/>
-      <w:r>
-        <w:t xml:space="preserve">)# policy-map </w:t>
-      </w:r>
-      <w:proofErr w:type="spellStart"/>
-      <w:r>
-        <w:t>global_policy</w:t>
-      </w:r>
-      <w:proofErr w:type="spellEnd"/>
-    </w:p>
-    <w:p>
-      <w:proofErr w:type="gramStart"/>
-      <w:r>
-        <w:t>ASA(</w:t>
-      </w:r>
-      <w:proofErr w:type="spellStart"/>
-      <w:proofErr w:type="gramEnd"/>
-      <w:r>
-        <w:t>config-pmap</w:t>
-      </w:r>
-      <w:proofErr w:type="spellEnd"/>
-      <w:r>
-        <w:t xml:space="preserve">)# </w:t>
-      </w:r>
-      <w:proofErr w:type="spellStart"/>
-      <w:r>
-        <w:t>class</w:t>
-      </w:r>
-      <w:proofErr w:type="spellEnd"/>
-      <w:r>
-        <w:t xml:space="preserve"> </w:t>
-      </w:r>
-      <w:proofErr w:type="spellStart"/>
-      <w:r>
-        <w:t>inspection_default</w:t>
-      </w:r>
-      <w:proofErr w:type="spellEnd"/>
-    </w:p>
-    <w:p>
-      <w:proofErr w:type="gramStart"/>
-      <w:r>
-        <w:t>ASA(</w:t>
-      </w:r>
-      <w:proofErr w:type="spellStart"/>
-      <w:proofErr w:type="gramEnd"/>
-      <w:r>
-        <w:t>config</w:t>
-      </w:r>
-      <w:proofErr w:type="spellEnd"/>
-      <w:r>
-        <w:t>-</w:t>
-      </w:r>
-      <w:proofErr w:type="spellStart"/>
-      <w:r>
-        <w:t>pmap</w:t>
-      </w:r>
-      <w:proofErr w:type="spellEnd"/>
-      <w:r>
-        <w:t xml:space="preserve">-c)# </w:t>
-      </w:r>
-      <w:proofErr w:type="spellStart"/>
-      <w:r>
-        <w:t>inspect</w:t>
-      </w:r>
-      <w:proofErr w:type="spellEnd"/>
-      <w:r>
-        <w:t xml:space="preserve"> </w:t>
-      </w:r>
-      <w:proofErr w:type="spellStart"/>
-      <w:r>
-        <w:t>icmp</w:t>
-      </w:r>
-      <w:proofErr w:type="spellEnd"/>
-    </w:p>
-    <w:p>
-      <w:proofErr w:type="gramStart"/>
-      <w:r>
-        <w:t>ASA(</w:t>
-      </w:r>
-      <w:proofErr w:type="spellStart"/>
-      <w:proofErr w:type="gramEnd"/>
-      <w:r>
-        <w:t>config</w:t>
-      </w:r>
-      <w:proofErr w:type="spellEnd"/>
-      <w:r>
-        <w:t>-</w:t>
-      </w:r>
-      <w:proofErr w:type="spellStart"/>
-      <w:r>
-        <w:t>pmap</w:t>
-      </w:r>
-      <w:proofErr w:type="spellEnd"/>
-      <w:r>
-        <w:t xml:space="preserve">-c)# </w:t>
-      </w:r>
-      <w:proofErr w:type="spellStart"/>
-      <w:r>
-        <w:t>exit</w:t>
-      </w:r>
-      <w:proofErr w:type="spellEnd"/>
-    </w:p>
-    <w:p>
-      <w:proofErr w:type="gramStart"/>
-      <w:r>
-        <w:t>ASA(</w:t>
-      </w:r>
-      <w:proofErr w:type="spellStart"/>
-      <w:proofErr w:type="gramEnd"/>
-      <w:r>
-        <w:t>config-pmap</w:t>
-      </w:r>
-      <w:proofErr w:type="spellEnd"/>
-      <w:r>
-        <w:t xml:space="preserve">)# </w:t>
-      </w:r>
-      <w:proofErr w:type="spellStart"/>
-      <w:r>
-        <w:t>exit</w:t>
-      </w:r>
-      <w:proofErr w:type="spellEnd"/>
-    </w:p>
-    <w:p>
-      <w:proofErr w:type="gramStart"/>
-      <w:r>
-        <w:t>ASA(</w:t>
-      </w:r>
-      <w:proofErr w:type="spellStart"/>
-      <w:proofErr w:type="gramEnd"/>
-      <w:r>
-        <w:t>config</w:t>
-      </w:r>
-      <w:proofErr w:type="spellEnd"/>
-      <w:r>
-        <w:t xml:space="preserve">)# service-policy </w:t>
-      </w:r>
-      <w:proofErr w:type="spellStart"/>
-      <w:r>
-        <w:t>global_policy</w:t>
-      </w:r>
-      <w:proofErr w:type="spellEnd"/>
-      <w:r>
-        <w:t xml:space="preserve"> </w:t>
-      </w:r>
-      <w:proofErr w:type="spellStart"/>
-      <w:r>
-        <w:t>global</w:t>
-      </w:r>
-      <w:proofErr w:type="spellEnd"/>
-    </w:p>
-    <w:p/>
-    <w:p>
-      <w:r>
-        <w:t>! -- Bejövő válaszok engedélyezése a WAN-</w:t>
-      </w:r>
-      <w:proofErr w:type="spellStart"/>
-      <w:r>
-        <w:t>ról</w:t>
-      </w:r>
-      <w:proofErr w:type="spellEnd"/>
-      <w:r>
-        <w:t xml:space="preserve"> --</w:t>
-      </w:r>
-    </w:p>
-    <w:p>
-      <w:proofErr w:type="gramStart"/>
-      <w:r>
-        <w:t>ASA(</w:t>
-      </w:r>
-      <w:proofErr w:type="spellStart"/>
-      <w:proofErr w:type="gramEnd"/>
-      <w:r>
-        <w:t>config</w:t>
-      </w:r>
-      <w:proofErr w:type="spellEnd"/>
-      <w:r>
-        <w:t xml:space="preserve">)# </w:t>
-      </w:r>
-      <w:proofErr w:type="spellStart"/>
-      <w:r>
-        <w:t>access-list</w:t>
-      </w:r>
-      <w:proofErr w:type="spellEnd"/>
-      <w:r>
-        <w:t xml:space="preserve"> WAN_IN </w:t>
-      </w:r>
-      <w:proofErr w:type="spellStart"/>
-      <w:r>
-        <w:t>extended</w:t>
-      </w:r>
-      <w:proofErr w:type="spellEnd"/>
-      <w:r>
-        <w:t xml:space="preserve"> permit </w:t>
-      </w:r>
-      <w:proofErr w:type="spellStart"/>
-      <w:r>
-        <w:t>icmp</w:t>
-      </w:r>
-      <w:proofErr w:type="spellEnd"/>
-      <w:r>
-        <w:t xml:space="preserve"> </w:t>
-      </w:r>
-      <w:proofErr w:type="spellStart"/>
-      <w:r>
-        <w:t>any</w:t>
-      </w:r>
-      <w:proofErr w:type="spellEnd"/>
-      <w:r>
-        <w:t xml:space="preserve"> </w:t>
-      </w:r>
-      <w:proofErr w:type="spellStart"/>
-      <w:r>
-        <w:t>any</w:t>
-      </w:r>
-      <w:proofErr w:type="spellEnd"/>
-    </w:p>
-    <w:p>
-      <w:proofErr w:type="gramStart"/>
-      <w:r>
-        <w:t>ASA(</w:t>
-      </w:r>
-      <w:proofErr w:type="spellStart"/>
-      <w:proofErr w:type="gramEnd"/>
-      <w:r>
-        <w:t>config</w:t>
-      </w:r>
-      <w:proofErr w:type="spellEnd"/>
-      <w:r>
-        <w:t xml:space="preserve">)# </w:t>
-      </w:r>
-      <w:proofErr w:type="spellStart"/>
-      <w:r>
-        <w:t>access-list</w:t>
-      </w:r>
-      <w:proofErr w:type="spellEnd"/>
-      <w:r>
-        <w:t xml:space="preserve"> WAN_IN </w:t>
-      </w:r>
-      <w:proofErr w:type="spellStart"/>
-      <w:r>
-        <w:t>extended</w:t>
-      </w:r>
-      <w:proofErr w:type="spellEnd"/>
-      <w:r>
-        <w:t xml:space="preserve"> permit </w:t>
-      </w:r>
-      <w:proofErr w:type="spellStart"/>
-      <w:r>
-        <w:t>tcp</w:t>
-      </w:r>
-      <w:proofErr w:type="spellEnd"/>
-      <w:r>
-        <w:t xml:space="preserve"> </w:t>
-      </w:r>
-      <w:proofErr w:type="spellStart"/>
-      <w:r>
-        <w:t>any</w:t>
-      </w:r>
-      <w:proofErr w:type="spellEnd"/>
-      <w:r>
-        <w:t xml:space="preserve"> </w:t>
-      </w:r>
-      <w:proofErr w:type="spellStart"/>
-      <w:r>
-        <w:t>eq</w:t>
-      </w:r>
-      <w:proofErr w:type="spellEnd"/>
-      <w:r>
-        <w:t xml:space="preserve"> </w:t>
-      </w:r>
-      <w:proofErr w:type="spellStart"/>
-      <w:r>
-        <w:t>www</w:t>
-      </w:r>
-      <w:proofErr w:type="spellEnd"/>
-      <w:r>
-        <w:t xml:space="preserve"> </w:t>
-      </w:r>
-      <w:proofErr w:type="spellStart"/>
-      <w:r>
-        <w:t>any</w:t>
-      </w:r>
-      <w:proofErr w:type="spellEnd"/>
-    </w:p>
-    <w:p>
-      <w:proofErr w:type="gramStart"/>
-      <w:r>
-        <w:t>ASA(</w:t>
-      </w:r>
-      <w:proofErr w:type="spellStart"/>
-      <w:proofErr w:type="gramEnd"/>
-      <w:r>
-        <w:t>config</w:t>
-      </w:r>
-      <w:proofErr w:type="spellEnd"/>
-      <w:r>
-        <w:t xml:space="preserve">)# </w:t>
-      </w:r>
-      <w:proofErr w:type="spellStart"/>
-      <w:r>
-        <w:t>access-list</w:t>
-      </w:r>
-      <w:proofErr w:type="spellEnd"/>
-      <w:r>
-        <w:t xml:space="preserve"> WAN_IN </w:t>
-      </w:r>
-      <w:proofErr w:type="spellStart"/>
-      <w:r>
-        <w:t>extended</w:t>
-      </w:r>
-      <w:proofErr w:type="spellEnd"/>
-      <w:r>
-        <w:t xml:space="preserve"> permit </w:t>
-      </w:r>
-      <w:proofErr w:type="spellStart"/>
-      <w:r>
-        <w:t>tcp</w:t>
-      </w:r>
-      <w:proofErr w:type="spellEnd"/>
-      <w:r>
-        <w:t xml:space="preserve"> </w:t>
-      </w:r>
-      <w:proofErr w:type="spellStart"/>
-      <w:r>
-        <w:t>any</w:t>
-      </w:r>
-      <w:proofErr w:type="spellEnd"/>
-      <w:r>
-        <w:t xml:space="preserve"> </w:t>
-      </w:r>
-      <w:proofErr w:type="spellStart"/>
-      <w:r>
-        <w:t>eq</w:t>
-      </w:r>
-      <w:proofErr w:type="spellEnd"/>
-      <w:r>
-        <w:t xml:space="preserve"> 443 </w:t>
-      </w:r>
-      <w:proofErr w:type="spellStart"/>
-      <w:r>
-        <w:t>any</w:t>
-      </w:r>
-      <w:proofErr w:type="spellEnd"/>
-    </w:p>
-    <w:p>
-      <w:proofErr w:type="gramStart"/>
-      <w:r>
-        <w:t>ASA(</w:t>
-      </w:r>
-      <w:proofErr w:type="spellStart"/>
-      <w:proofErr w:type="gramEnd"/>
-      <w:r>
-        <w:t>config</w:t>
-      </w:r>
-      <w:proofErr w:type="spellEnd"/>
-      <w:r>
-        <w:t xml:space="preserve">)# </w:t>
-      </w:r>
-      <w:proofErr w:type="spellStart"/>
-      <w:r>
-        <w:t>access-list</w:t>
-      </w:r>
-      <w:proofErr w:type="spellEnd"/>
-      <w:r>
-        <w:t xml:space="preserve"> WAN_IN </w:t>
-      </w:r>
-      <w:proofErr w:type="spellStart"/>
-      <w:r>
-        <w:t>extended</w:t>
-      </w:r>
-      <w:proofErr w:type="spellEnd"/>
-      <w:r>
-        <w:t xml:space="preserve"> permit </w:t>
-      </w:r>
-      <w:proofErr w:type="spellStart"/>
-      <w:r>
-        <w:t>udp</w:t>
-      </w:r>
-      <w:proofErr w:type="spellEnd"/>
-      <w:r>
-        <w:t xml:space="preserve"> </w:t>
-      </w:r>
-      <w:proofErr w:type="spellStart"/>
-      <w:r>
-        <w:t>any</w:t>
-      </w:r>
-      <w:proofErr w:type="spellEnd"/>
-      <w:r>
-        <w:t xml:space="preserve"> </w:t>
-      </w:r>
-      <w:proofErr w:type="spellStart"/>
-      <w:r>
-        <w:t>eq</w:t>
-      </w:r>
-      <w:proofErr w:type="spellEnd"/>
-      <w:r>
-        <w:t xml:space="preserve"> </w:t>
-      </w:r>
-      <w:proofErr w:type="spellStart"/>
-      <w:r>
-        <w:t>domain</w:t>
-      </w:r>
-      <w:proofErr w:type="spellEnd"/>
-      <w:r>
-        <w:t xml:space="preserve"> </w:t>
-      </w:r>
-      <w:proofErr w:type="spellStart"/>
-      <w:r>
-        <w:t>any</w:t>
-      </w:r>
-      <w:proofErr w:type="spellEnd"/>
-    </w:p>
-    <w:p>
-      <w:proofErr w:type="gramStart"/>
-      <w:r>
-        <w:t>ASA(</w:t>
-      </w:r>
-      <w:proofErr w:type="spellStart"/>
-      <w:proofErr w:type="gramEnd"/>
-      <w:r>
-        <w:t>config</w:t>
-      </w:r>
-      <w:proofErr w:type="spellEnd"/>
-      <w:r>
-        <w:t xml:space="preserve">)# </w:t>
-      </w:r>
+    </w:p>
+    <w:p>
       <w:proofErr w:type="spellStart"/>
       <w:r>
         <w:t>access-group</w:t>
